--- a/CalendarioAgo25/Ejercicios/E16_QoS/16_QoS.docx
+++ b/CalendarioAgo25/Ejercicios/E16_QoS/16_QoS.docx
@@ -244,7 +244,7 @@
     </w:p>
     <w:p>
       <w:pPr>
-        <w:pStyle w:val="ListParagraph"/>
+        <w:pStyle w:val="Prrafodelista"/>
         <w:numPr>
           <w:ilvl w:val="0"/>
           <w:numId w:val="23"/>
@@ -282,7 +282,7 @@
     </w:p>
     <w:p>
       <w:pPr>
-        <w:pStyle w:val="ListParagraph"/>
+        <w:pStyle w:val="Prrafodelista"/>
         <w:spacing w:after="0" w:line="300" w:lineRule="exact"/>
         <w:jc w:val="both"/>
         <w:rPr>
@@ -293,7 +293,7 @@
     </w:p>
     <w:p>
       <w:pPr>
-        <w:pStyle w:val="ListParagraph"/>
+        <w:pStyle w:val="Prrafodelista"/>
         <w:spacing w:after="0" w:line="300" w:lineRule="exact"/>
         <w:jc w:val="both"/>
         <w:rPr>
@@ -367,7 +367,7 @@
     </w:p>
     <w:p>
       <w:pPr>
-        <w:pStyle w:val="ListParagraph"/>
+        <w:pStyle w:val="Prrafodelista"/>
         <w:numPr>
           <w:ilvl w:val="0"/>
           <w:numId w:val="23"/>
@@ -405,7 +405,7 @@
     </w:p>
     <w:p>
       <w:pPr>
-        <w:pStyle w:val="ListParagraph"/>
+        <w:pStyle w:val="Prrafodelista"/>
         <w:spacing w:after="0" w:line="300" w:lineRule="exact"/>
         <w:jc w:val="both"/>
         <w:rPr>
@@ -416,7 +416,7 @@
     </w:p>
     <w:p>
       <w:pPr>
-        <w:pStyle w:val="ListParagraph"/>
+        <w:pStyle w:val="Prrafodelista"/>
         <w:spacing w:after="0" w:line="300" w:lineRule="exact"/>
         <w:jc w:val="both"/>
         <w:rPr>
@@ -442,7 +442,7 @@
     </w:p>
     <w:p>
       <w:pPr>
-        <w:pStyle w:val="ListParagraph"/>
+        <w:pStyle w:val="Prrafodelista"/>
         <w:spacing w:after="0" w:line="300" w:lineRule="exact"/>
         <w:jc w:val="both"/>
         <w:rPr>
@@ -468,7 +468,7 @@
     </w:p>
     <w:p>
       <w:pPr>
-        <w:pStyle w:val="ListParagraph"/>
+        <w:pStyle w:val="Prrafodelista"/>
         <w:spacing w:after="0" w:line="300" w:lineRule="exact"/>
         <w:jc w:val="both"/>
         <w:rPr>
@@ -494,7 +494,7 @@
     </w:p>
     <w:p>
       <w:pPr>
-        <w:pStyle w:val="ListParagraph"/>
+        <w:pStyle w:val="Prrafodelista"/>
         <w:spacing w:after="0" w:line="300" w:lineRule="exact"/>
         <w:jc w:val="both"/>
         <w:rPr>
@@ -520,7 +520,7 @@
     </w:p>
     <w:p>
       <w:pPr>
-        <w:pStyle w:val="ListParagraph"/>
+        <w:pStyle w:val="Prrafodelista"/>
         <w:spacing w:after="0" w:line="300" w:lineRule="exact"/>
         <w:jc w:val="both"/>
         <w:rPr>
@@ -535,7 +535,7 @@
     </w:p>
     <w:p>
       <w:pPr>
-        <w:pStyle w:val="ListParagraph"/>
+        <w:pStyle w:val="Prrafodelista"/>
         <w:spacing w:after="0" w:line="300" w:lineRule="exact"/>
         <w:jc w:val="both"/>
         <w:rPr>
@@ -589,19 +589,19 @@
     </w:p>
     <w:p>
       <w:pPr>
-        <w:pStyle w:val="ListParagraph"/>
-        <w:spacing w:after="0" w:line="300" w:lineRule="exact"/>
-        <w:jc w:val="both"/>
-        <w:rPr>
-          <w:rFonts w:ascii="Arial" w:hAnsi="Arial" w:cs="Arial"/>
-          <w:b/>
-          <w:bCs/>
-        </w:rPr>
-      </w:pPr>
-    </w:p>
-    <w:p>
-      <w:pPr>
-        <w:pStyle w:val="ListParagraph"/>
+        <w:pStyle w:val="Prrafodelista"/>
+        <w:spacing w:after="0" w:line="300" w:lineRule="exact"/>
+        <w:jc w:val="both"/>
+        <w:rPr>
+          <w:rFonts w:ascii="Arial" w:hAnsi="Arial" w:cs="Arial"/>
+          <w:b/>
+          <w:bCs/>
+        </w:rPr>
+      </w:pPr>
+    </w:p>
+    <w:p>
+      <w:pPr>
+        <w:pStyle w:val="Prrafodelista"/>
         <w:numPr>
           <w:ilvl w:val="0"/>
           <w:numId w:val="23"/>
@@ -623,7 +623,7 @@
     </w:p>
     <w:p>
       <w:pPr>
-        <w:pStyle w:val="ListParagraph"/>
+        <w:pStyle w:val="Prrafodelista"/>
         <w:spacing w:after="0" w:line="300" w:lineRule="exact"/>
         <w:jc w:val="both"/>
         <w:rPr>
@@ -800,7 +800,7 @@
     </w:p>
     <w:p>
       <w:pPr>
-        <w:pStyle w:val="ListParagraph"/>
+        <w:pStyle w:val="Prrafodelista"/>
         <w:numPr>
           <w:ilvl w:val="0"/>
           <w:numId w:val="29"/>
@@ -877,7 +877,7 @@
     </w:p>
     <w:p>
       <w:pPr>
-        <w:pStyle w:val="ListParagraph"/>
+        <w:pStyle w:val="Prrafodelista"/>
         <w:numPr>
           <w:ilvl w:val="0"/>
           <w:numId w:val="29"/>
@@ -1137,7 +1137,7 @@
     </w:p>
     <w:p>
       <w:pPr>
-        <w:pStyle w:val="ListParagraph"/>
+        <w:pStyle w:val="Prrafodelista"/>
         <w:numPr>
           <w:ilvl w:val="0"/>
           <w:numId w:val="24"/>
@@ -1210,7 +1210,7 @@
     </w:p>
     <w:p>
       <w:pPr>
-        <w:pStyle w:val="ListParagraph"/>
+        <w:pStyle w:val="Prrafodelista"/>
         <w:numPr>
           <w:ilvl w:val="0"/>
           <w:numId w:val="25"/>
@@ -1264,7 +1264,7 @@
     </w:p>
     <w:p>
       <w:pPr>
-        <w:pStyle w:val="ListParagraph"/>
+        <w:pStyle w:val="Prrafodelista"/>
         <w:numPr>
           <w:ilvl w:val="0"/>
           <w:numId w:val="25"/>
@@ -1363,7 +1363,7 @@
     <w:bookmarkEnd w:id="0"/>
     <w:p>
       <w:pPr>
-        <w:pStyle w:val="ListParagraph"/>
+        <w:pStyle w:val="Prrafodelista"/>
         <w:numPr>
           <w:ilvl w:val="0"/>
           <w:numId w:val="25"/>
@@ -1413,7 +1413,7 @@
     </w:p>
     <w:p>
       <w:pPr>
-        <w:pStyle w:val="ListParagraph"/>
+        <w:pStyle w:val="Prrafodelista"/>
         <w:numPr>
           <w:ilvl w:val="0"/>
           <w:numId w:val="25"/>
@@ -1504,7 +1504,7 @@
     </w:p>
     <w:p>
       <w:pPr>
-        <w:pStyle w:val="ListParagraph"/>
+        <w:pStyle w:val="Prrafodelista"/>
         <w:numPr>
           <w:ilvl w:val="0"/>
           <w:numId w:val="24"/>
@@ -1529,7 +1529,7 @@
     </w:p>
     <w:p>
       <w:pPr>
-        <w:pStyle w:val="ListParagraph"/>
+        <w:pStyle w:val="Prrafodelista"/>
         <w:spacing w:after="0" w:line="300" w:lineRule="exact"/>
         <w:ind w:left="360"/>
         <w:rPr>
@@ -1601,7 +1601,7 @@
     </w:p>
     <w:p>
       <w:pPr>
-        <w:pStyle w:val="ListParagraph"/>
+        <w:pStyle w:val="Prrafodelista"/>
         <w:numPr>
           <w:ilvl w:val="0"/>
           <w:numId w:val="25"/>
@@ -1631,7 +1631,7 @@
     </w:p>
     <w:p>
       <w:pPr>
-        <w:pStyle w:val="ListParagraph"/>
+        <w:pStyle w:val="Prrafodelista"/>
         <w:numPr>
           <w:ilvl w:val="0"/>
           <w:numId w:val="25"/>
@@ -1661,7 +1661,7 @@
     </w:p>
     <w:p>
       <w:pPr>
-        <w:pStyle w:val="ListParagraph"/>
+        <w:pStyle w:val="Prrafodelista"/>
         <w:numPr>
           <w:ilvl w:val="0"/>
           <w:numId w:val="13"/>
@@ -1695,7 +1695,7 @@
     </w:p>
     <w:p>
       <w:pPr>
-        <w:pStyle w:val="ListParagraph"/>
+        <w:pStyle w:val="Prrafodelista"/>
         <w:numPr>
           <w:ilvl w:val="1"/>
           <w:numId w:val="13"/>
@@ -1723,7 +1723,7 @@
     </w:p>
     <w:p>
       <w:pPr>
-        <w:pStyle w:val="ListParagraph"/>
+        <w:pStyle w:val="Prrafodelista"/>
         <w:numPr>
           <w:ilvl w:val="1"/>
           <w:numId w:val="13"/>
@@ -1786,7 +1786,7 @@
     </w:p>
     <w:p>
       <w:pPr>
-        <w:pStyle w:val="ListParagraph"/>
+        <w:pStyle w:val="Prrafodelista"/>
         <w:numPr>
           <w:ilvl w:val="2"/>
           <w:numId w:val="13"/>
@@ -1806,7 +1806,7 @@
     </w:p>
     <w:p>
       <w:pPr>
-        <w:pStyle w:val="ListParagraph"/>
+        <w:pStyle w:val="Prrafodelista"/>
         <w:numPr>
           <w:ilvl w:val="2"/>
           <w:numId w:val="13"/>
@@ -1826,7 +1826,7 @@
     </w:p>
     <w:p>
       <w:pPr>
-        <w:pStyle w:val="ListParagraph"/>
+        <w:pStyle w:val="Prrafodelista"/>
         <w:numPr>
           <w:ilvl w:val="0"/>
           <w:numId w:val="13"/>
@@ -1875,7 +1875,7 @@
     </w:p>
     <w:p>
       <w:pPr>
-        <w:pStyle w:val="ListParagraph"/>
+        <w:pStyle w:val="Prrafodelista"/>
         <w:numPr>
           <w:ilvl w:val="0"/>
           <w:numId w:val="24"/>
@@ -1900,7 +1900,7 @@
     </w:p>
     <w:p>
       <w:pPr>
-        <w:pStyle w:val="ListParagraph"/>
+        <w:pStyle w:val="Prrafodelista"/>
         <w:spacing w:after="0" w:line="300" w:lineRule="exact"/>
         <w:ind w:left="360"/>
         <w:rPr>
@@ -1913,7 +1913,7 @@
     </w:p>
     <w:p>
       <w:pPr>
-        <w:pStyle w:val="ListParagraph"/>
+        <w:pStyle w:val="Prrafodelista"/>
         <w:numPr>
           <w:ilvl w:val="0"/>
           <w:numId w:val="27"/>
@@ -2021,7 +2021,7 @@
     </w:p>
     <w:p>
       <w:pPr>
-        <w:pStyle w:val="ListParagraph"/>
+        <w:pStyle w:val="Prrafodelista"/>
         <w:numPr>
           <w:ilvl w:val="0"/>
           <w:numId w:val="27"/>
@@ -2226,7 +2226,7 @@
     </w:p>
     <w:p>
       <w:pPr>
-        <w:pStyle w:val="ListParagraph"/>
+        <w:pStyle w:val="Prrafodelista"/>
         <w:numPr>
           <w:ilvl w:val="0"/>
           <w:numId w:val="24"/>
@@ -2263,7 +2263,7 @@
     </w:p>
     <w:p>
       <w:pPr>
-        <w:pStyle w:val="ListParagraph"/>
+        <w:pStyle w:val="Prrafodelista"/>
         <w:numPr>
           <w:ilvl w:val="0"/>
           <w:numId w:val="21"/>
@@ -2298,7 +2298,7 @@
     </w:p>
     <w:p>
       <w:pPr>
-        <w:pStyle w:val="ListParagraph"/>
+        <w:pStyle w:val="Prrafodelista"/>
         <w:numPr>
           <w:ilvl w:val="0"/>
           <w:numId w:val="21"/>
@@ -2355,7 +2355,7 @@
     </w:p>
     <w:p>
       <w:pPr>
-        <w:pStyle w:val="ListParagraph"/>
+        <w:pStyle w:val="Prrafodelista"/>
         <w:numPr>
           <w:ilvl w:val="0"/>
           <w:numId w:val="21"/>
@@ -2402,7 +2402,7 @@
     </w:p>
     <w:p>
       <w:pPr>
-        <w:pStyle w:val="ListParagraph"/>
+        <w:pStyle w:val="Prrafodelista"/>
         <w:numPr>
           <w:ilvl w:val="0"/>
           <w:numId w:val="21"/>
@@ -2429,7 +2429,7 @@
     </w:p>
     <w:p>
       <w:pPr>
-        <w:pStyle w:val="ListParagraph"/>
+        <w:pStyle w:val="Prrafodelista"/>
         <w:numPr>
           <w:ilvl w:val="0"/>
           <w:numId w:val="21"/>
@@ -2459,7 +2459,7 @@
     </w:p>
     <w:p>
       <w:pPr>
-        <w:pStyle w:val="ListParagraph"/>
+        <w:pStyle w:val="Prrafodelista"/>
         <w:numPr>
           <w:ilvl w:val="1"/>
           <w:numId w:val="21"/>
@@ -2518,7 +2518,7 @@
     </w:p>
     <w:p>
       <w:pPr>
-        <w:pStyle w:val="ListParagraph"/>
+        <w:pStyle w:val="Prrafodelista"/>
         <w:numPr>
           <w:ilvl w:val="1"/>
           <w:numId w:val="21"/>
@@ -2598,18 +2598,7 @@
     </w:p>
     <w:p>
       <w:pPr>
-        <w:pStyle w:val="SubStepAlpha"/>
-        <w:spacing w:before="0" w:after="0" w:line="300" w:lineRule="exact"/>
-        <w:jc w:val="both"/>
-        <w:rPr>
-          <w:rFonts w:cs="Arial"/>
-          <w:sz w:val="22"/>
-        </w:rPr>
-      </w:pPr>
-    </w:p>
-    <w:p>
-      <w:pPr>
-        <w:pStyle w:val="ListParagraph"/>
+        <w:pStyle w:val="Prrafodelista"/>
         <w:numPr>
           <w:ilvl w:val="0"/>
           <w:numId w:val="21"/>
@@ -2696,7 +2685,7 @@
     </w:p>
     <w:p>
       <w:pPr>
-        <w:pStyle w:val="ListParagraph"/>
+        <w:pStyle w:val="Prrafodelista"/>
         <w:numPr>
           <w:ilvl w:val="0"/>
           <w:numId w:val="21"/>
@@ -2799,7 +2788,7 @@
     </w:p>
     <w:p>
       <w:pPr>
-        <w:pStyle w:val="ListParagraph"/>
+        <w:pStyle w:val="Prrafodelista"/>
         <w:numPr>
           <w:ilvl w:val="0"/>
           <w:numId w:val="24"/>
@@ -2863,7 +2852,7 @@
     </w:p>
     <w:p>
       <w:pPr>
-        <w:pStyle w:val="ListParagraph"/>
+        <w:pStyle w:val="Prrafodelista"/>
         <w:numPr>
           <w:ilvl w:val="0"/>
           <w:numId w:val="21"/>
@@ -2899,7 +2888,7 @@
     </w:p>
     <w:p>
       <w:pPr>
-        <w:pStyle w:val="ListParagraph"/>
+        <w:pStyle w:val="Prrafodelista"/>
         <w:numPr>
           <w:ilvl w:val="0"/>
           <w:numId w:val="21"/>
@@ -2937,7 +2926,7 @@
     </w:p>
     <w:p>
       <w:pPr>
-        <w:pStyle w:val="ListParagraph"/>
+        <w:pStyle w:val="Prrafodelista"/>
         <w:numPr>
           <w:ilvl w:val="0"/>
           <w:numId w:val="21"/>
@@ -3114,7 +3103,7 @@
     </w:p>
     <w:p>
       <w:pPr>
-        <w:pStyle w:val="ListParagraph"/>
+        <w:pStyle w:val="Prrafodelista"/>
         <w:numPr>
           <w:ilvl w:val="0"/>
           <w:numId w:val="24"/>
@@ -3159,7 +3148,7 @@
     </w:p>
     <w:p>
       <w:pPr>
-        <w:pStyle w:val="ListParagraph"/>
+        <w:pStyle w:val="Prrafodelista"/>
         <w:numPr>
           <w:ilvl w:val="0"/>
           <w:numId w:val="21"/>
@@ -3195,7 +3184,7 @@
     </w:p>
     <w:p>
       <w:pPr>
-        <w:pStyle w:val="ListParagraph"/>
+        <w:pStyle w:val="Prrafodelista"/>
         <w:numPr>
           <w:ilvl w:val="0"/>
           <w:numId w:val="21"/>
@@ -3236,7 +3225,7 @@
     </w:p>
     <w:p>
       <w:pPr>
-        <w:pStyle w:val="ListParagraph"/>
+        <w:pStyle w:val="Prrafodelista"/>
         <w:numPr>
           <w:ilvl w:val="0"/>
           <w:numId w:val="21"/>
@@ -3595,6 +3584,16 @@
         <w:jc w:val="both"/>
         <w:rPr>
           <w:rFonts w:ascii="Arial" w:hAnsi="Arial" w:cs="Arial"/>
+          <w:color w:val="0D0D0D" w:themeColor="text1" w:themeTint="F2"/>
+        </w:rPr>
+      </w:pPr>
+    </w:p>
+    <w:p>
+      <w:pPr>
+        <w:spacing w:after="0" w:line="300" w:lineRule="exact"/>
+        <w:jc w:val="both"/>
+        <w:rPr>
+          <w:rFonts w:ascii="Arial" w:hAnsi="Arial" w:cs="Arial"/>
           <w:b/>
           <w:bCs/>
           <w:sz w:val="28"/>
@@ -3729,7 +3728,7 @@
     </w:p>
     <w:p>
       <w:pPr>
-        <w:pStyle w:val="ListParagraph"/>
+        <w:pStyle w:val="Prrafodelista"/>
         <w:numPr>
           <w:ilvl w:val="0"/>
           <w:numId w:val="28"/>
@@ -3785,7 +3784,7 @@
     </w:p>
     <w:p>
       <w:pPr>
-        <w:pStyle w:val="ListParagraph"/>
+        <w:pStyle w:val="Prrafodelista"/>
         <w:numPr>
           <w:ilvl w:val="0"/>
           <w:numId w:val="25"/>
@@ -3863,17 +3862,17 @@
     </w:p>
     <w:p>
       <w:pPr>
-        <w:pStyle w:val="ListParagraph"/>
-        <w:spacing w:after="0" w:line="300" w:lineRule="exact"/>
-        <w:jc w:val="both"/>
-        <w:rPr>
-          <w:rFonts w:ascii="Arial" w:hAnsi="Arial" w:cs="Arial"/>
-        </w:rPr>
-      </w:pPr>
-    </w:p>
-    <w:p>
-      <w:pPr>
-        <w:pStyle w:val="ListParagraph"/>
+        <w:pStyle w:val="Prrafodelista"/>
+        <w:spacing w:after="0" w:line="300" w:lineRule="exact"/>
+        <w:jc w:val="both"/>
+        <w:rPr>
+          <w:rFonts w:ascii="Arial" w:hAnsi="Arial" w:cs="Arial"/>
+        </w:rPr>
+      </w:pPr>
+    </w:p>
+    <w:p>
+      <w:pPr>
+        <w:pStyle w:val="Prrafodelista"/>
         <w:numPr>
           <w:ilvl w:val="0"/>
           <w:numId w:val="28"/>
@@ -3898,7 +3897,7 @@
     </w:p>
     <w:p>
       <w:pPr>
-        <w:pStyle w:val="ListParagraph"/>
+        <w:pStyle w:val="Prrafodelista"/>
         <w:spacing w:after="0" w:line="300" w:lineRule="exact"/>
         <w:ind w:left="360"/>
         <w:rPr>
@@ -3911,7 +3910,7 @@
     </w:p>
     <w:p>
       <w:pPr>
-        <w:pStyle w:val="ListParagraph"/>
+        <w:pStyle w:val="Prrafodelista"/>
         <w:numPr>
           <w:ilvl w:val="0"/>
           <w:numId w:val="31"/>
@@ -3973,7 +3972,7 @@
     </w:p>
     <w:p>
       <w:pPr>
-        <w:pStyle w:val="ListParagraph"/>
+        <w:pStyle w:val="Prrafodelista"/>
         <w:numPr>
           <w:ilvl w:val="0"/>
           <w:numId w:val="25"/>
@@ -4063,7 +4062,7 @@
     </w:p>
     <w:p>
       <w:pPr>
-        <w:pStyle w:val="ListParagraph"/>
+        <w:pStyle w:val="Prrafodelista"/>
         <w:numPr>
           <w:ilvl w:val="0"/>
           <w:numId w:val="25"/>
@@ -4086,7 +4085,7 @@
     </w:p>
     <w:p>
       <w:pPr>
-        <w:pStyle w:val="ListParagraph"/>
+        <w:pStyle w:val="Prrafodelista"/>
         <w:numPr>
           <w:ilvl w:val="0"/>
           <w:numId w:val="25"/>
@@ -4152,7 +4151,7 @@
     </w:p>
     <w:p>
       <w:pPr>
-        <w:pStyle w:val="ListParagraph"/>
+        <w:pStyle w:val="Prrafodelista"/>
         <w:numPr>
           <w:ilvl w:val="0"/>
           <w:numId w:val="31"/>
@@ -4291,18 +4290,18 @@
     </w:p>
     <w:p>
       <w:pPr>
-        <w:pStyle w:val="ListParagraph"/>
-        <w:spacing w:after="0" w:line="300" w:lineRule="exact"/>
-        <w:jc w:val="both"/>
-        <w:rPr>
-          <w:rFonts w:ascii="Arial" w:hAnsi="Arial" w:cs="Arial"/>
-          <w:lang w:val="es-419"/>
-        </w:rPr>
-      </w:pPr>
-    </w:p>
-    <w:p>
-      <w:pPr>
-        <w:pStyle w:val="ListParagraph"/>
+        <w:pStyle w:val="Prrafodelista"/>
+        <w:spacing w:after="0" w:line="300" w:lineRule="exact"/>
+        <w:jc w:val="both"/>
+        <w:rPr>
+          <w:rFonts w:ascii="Arial" w:hAnsi="Arial" w:cs="Arial"/>
+          <w:lang w:val="es-419"/>
+        </w:rPr>
+      </w:pPr>
+    </w:p>
+    <w:p>
+      <w:pPr>
+        <w:pStyle w:val="Prrafodelista"/>
         <w:spacing w:after="0" w:line="300" w:lineRule="exact"/>
         <w:jc w:val="both"/>
         <w:rPr>
@@ -4508,7 +4507,7 @@
     </w:p>
     <w:p>
       <w:pPr>
-        <w:pStyle w:val="ListParagraph"/>
+        <w:pStyle w:val="Prrafodelista"/>
         <w:numPr>
           <w:ilvl w:val="0"/>
           <w:numId w:val="28"/>
@@ -4533,7 +4532,7 @@
     </w:p>
     <w:p>
       <w:pPr>
-        <w:pStyle w:val="ListParagraph"/>
+        <w:pStyle w:val="Prrafodelista"/>
         <w:spacing w:after="0" w:line="300" w:lineRule="exact"/>
         <w:ind w:left="360"/>
         <w:rPr>
@@ -4546,7 +4545,7 @@
     </w:p>
     <w:p>
       <w:pPr>
-        <w:pStyle w:val="ListParagraph"/>
+        <w:pStyle w:val="Prrafodelista"/>
         <w:numPr>
           <w:ilvl w:val="0"/>
           <w:numId w:val="27"/>
@@ -4590,7 +4589,7 @@
     </w:p>
     <w:p>
       <w:pPr>
-        <w:pStyle w:val="ListParagraph"/>
+        <w:pStyle w:val="Prrafodelista"/>
         <w:numPr>
           <w:ilvl w:val="0"/>
           <w:numId w:val="27"/>
@@ -4724,7 +4723,7 @@
     </w:p>
     <w:p>
       <w:pPr>
-        <w:pStyle w:val="ListParagraph"/>
+        <w:pStyle w:val="Prrafodelista"/>
         <w:numPr>
           <w:ilvl w:val="0"/>
           <w:numId w:val="28"/>
@@ -4761,7 +4760,7 @@
     </w:p>
     <w:p>
       <w:pPr>
-        <w:pStyle w:val="ListParagraph"/>
+        <w:pStyle w:val="Prrafodelista"/>
         <w:numPr>
           <w:ilvl w:val="0"/>
           <w:numId w:val="25"/>
@@ -4799,7 +4798,7 @@
     </w:p>
     <w:p>
       <w:pPr>
-        <w:pStyle w:val="ListParagraph"/>
+        <w:pStyle w:val="Prrafodelista"/>
         <w:numPr>
           <w:ilvl w:val="0"/>
           <w:numId w:val="25"/>
@@ -4837,18 +4836,18 @@
     </w:p>
     <w:p>
       <w:pPr>
-        <w:pStyle w:val="ListParagraph"/>
-        <w:spacing w:after="0" w:line="300" w:lineRule="exact"/>
-        <w:jc w:val="both"/>
-        <w:rPr>
-          <w:rFonts w:ascii="Arial" w:hAnsi="Arial" w:cs="Arial"/>
-          <w:color w:val="0D0D0D" w:themeColor="text1" w:themeTint="F2"/>
-        </w:rPr>
-      </w:pPr>
-    </w:p>
-    <w:p>
-      <w:pPr>
-        <w:pStyle w:val="ListParagraph"/>
+        <w:pStyle w:val="Prrafodelista"/>
+        <w:spacing w:after="0" w:line="300" w:lineRule="exact"/>
+        <w:jc w:val="both"/>
+        <w:rPr>
+          <w:rFonts w:ascii="Arial" w:hAnsi="Arial" w:cs="Arial"/>
+          <w:color w:val="0D0D0D" w:themeColor="text1" w:themeTint="F2"/>
+        </w:rPr>
+      </w:pPr>
+    </w:p>
+    <w:p>
+      <w:pPr>
+        <w:pStyle w:val="Prrafodelista"/>
         <w:numPr>
           <w:ilvl w:val="0"/>
           <w:numId w:val="30"/>
@@ -4902,7 +4901,7 @@
     </w:p>
     <w:p>
       <w:pPr>
-        <w:pStyle w:val="ListParagraph"/>
+        <w:pStyle w:val="Prrafodelista"/>
         <w:numPr>
           <w:ilvl w:val="0"/>
           <w:numId w:val="30"/>
@@ -4968,7 +4967,7 @@
     </w:p>
     <w:p>
       <w:pPr>
-        <w:pStyle w:val="ListParagraph"/>
+        <w:pStyle w:val="Prrafodelista"/>
         <w:ind w:left="1080"/>
         <w:rPr>
           <w:rFonts w:ascii="Arial" w:hAnsi="Arial" w:cs="Arial"/>
@@ -4978,7 +4977,7 @@
     </w:p>
     <w:p>
       <w:pPr>
-        <w:pStyle w:val="ListParagraph"/>
+        <w:pStyle w:val="Prrafodelista"/>
         <w:numPr>
           <w:ilvl w:val="0"/>
           <w:numId w:val="25"/>
@@ -5035,7 +5034,7 @@
     </w:p>
     <w:p>
       <w:pPr>
-        <w:pStyle w:val="ListParagraph"/>
+        <w:pStyle w:val="Prrafodelista"/>
         <w:numPr>
           <w:ilvl w:val="0"/>
           <w:numId w:val="30"/>
@@ -5073,7 +5072,7 @@
     </w:p>
     <w:p>
       <w:pPr>
-        <w:pStyle w:val="ListParagraph"/>
+        <w:pStyle w:val="Prrafodelista"/>
         <w:numPr>
           <w:ilvl w:val="0"/>
           <w:numId w:val="30"/>
@@ -5127,7 +5126,7 @@
     </w:p>
     <w:p>
       <w:pPr>
-        <w:pStyle w:val="ListParagraph"/>
+        <w:pStyle w:val="Prrafodelista"/>
         <w:numPr>
           <w:ilvl w:val="0"/>
           <w:numId w:val="30"/>
@@ -5175,7 +5174,7 @@
     </w:p>
     <w:p>
       <w:pPr>
-        <w:pStyle w:val="ListParagraph"/>
+        <w:pStyle w:val="Prrafodelista"/>
         <w:numPr>
           <w:ilvl w:val="0"/>
           <w:numId w:val="21"/>
@@ -5260,7 +5259,7 @@
     </w:p>
     <w:p>
       <w:pPr>
-        <w:pStyle w:val="ListParagraph"/>
+        <w:pStyle w:val="Prrafodelista"/>
         <w:ind w:left="360"/>
         <w:rPr>
           <w:rFonts w:ascii="Arial" w:hAnsi="Arial" w:cs="Arial"/>
@@ -5272,7 +5271,7 @@
     </w:p>
     <w:p>
       <w:pPr>
-        <w:pStyle w:val="ListParagraph"/>
+        <w:pStyle w:val="Prrafodelista"/>
         <w:ind w:left="360"/>
         <w:rPr>
           <w:rFonts w:ascii="Arial" w:hAnsi="Arial" w:cs="Arial"/>
@@ -5293,7 +5292,7 @@
     </w:p>
     <w:p>
       <w:pPr>
-        <w:pStyle w:val="ListParagraph"/>
+        <w:pStyle w:val="Prrafodelista"/>
         <w:ind w:left="360"/>
         <w:rPr>
           <w:rFonts w:ascii="Arial" w:hAnsi="Arial" w:cs="Arial"/>
@@ -5305,7 +5304,7 @@
     </w:p>
     <w:p>
       <w:pPr>
-        <w:pStyle w:val="ListParagraph"/>
+        <w:pStyle w:val="Prrafodelista"/>
         <w:numPr>
           <w:ilvl w:val="0"/>
           <w:numId w:val="27"/>
@@ -5579,7 +5578,7 @@
     </w:p>
     <w:p>
       <w:pPr>
-        <w:pStyle w:val="ListParagraph"/>
+        <w:pStyle w:val="Prrafodelista"/>
         <w:numPr>
           <w:ilvl w:val="0"/>
           <w:numId w:val="27"/>
@@ -5626,7 +5625,7 @@
     </w:p>
     <w:p>
       <w:pPr>
-        <w:pStyle w:val="ListParagraph"/>
+        <w:pStyle w:val="Prrafodelista"/>
         <w:numPr>
           <w:ilvl w:val="0"/>
           <w:numId w:val="27"/>
@@ -5926,7 +5925,7 @@
     </w:p>
     <w:p>
       <w:pPr>
-        <w:pStyle w:val="ListParagraph"/>
+        <w:pStyle w:val="Prrafodelista"/>
         <w:numPr>
           <w:ilvl w:val="0"/>
           <w:numId w:val="27"/>
@@ -5961,7 +5960,7 @@
     </w:p>
     <w:p>
       <w:pPr>
-        <w:pStyle w:val="ListParagraph"/>
+        <w:pStyle w:val="Prrafodelista"/>
         <w:numPr>
           <w:ilvl w:val="0"/>
           <w:numId w:val="27"/>
@@ -5996,7 +5995,7 @@
     </w:p>
     <w:p>
       <w:pPr>
-        <w:pStyle w:val="ListParagraph"/>
+        <w:pStyle w:val="Prrafodelista"/>
         <w:numPr>
           <w:ilvl w:val="0"/>
           <w:numId w:val="28"/>
@@ -6040,7 +6039,7 @@
     </w:p>
     <w:p>
       <w:pPr>
-        <w:pStyle w:val="ListParagraph"/>
+        <w:pStyle w:val="Prrafodelista"/>
         <w:spacing w:after="0" w:line="300" w:lineRule="exact"/>
         <w:ind w:left="360"/>
         <w:rPr>
@@ -6053,7 +6052,7 @@
     </w:p>
     <w:p>
       <w:pPr>
-        <w:pStyle w:val="ListParagraph"/>
+        <w:pStyle w:val="Prrafodelista"/>
         <w:spacing w:after="0" w:line="300" w:lineRule="exact"/>
         <w:ind w:left="360"/>
         <w:jc w:val="both"/>
@@ -6086,7 +6085,7 @@
     </w:p>
     <w:p>
       <w:pPr>
-        <w:pStyle w:val="ListParagraph"/>
+        <w:pStyle w:val="Prrafodelista"/>
         <w:spacing w:after="0" w:line="300" w:lineRule="exact"/>
         <w:ind w:left="360"/>
         <w:rPr>
@@ -6099,7 +6098,7 @@
     </w:p>
     <w:p>
       <w:pPr>
-        <w:pStyle w:val="ListParagraph"/>
+        <w:pStyle w:val="Prrafodelista"/>
         <w:numPr>
           <w:ilvl w:val="0"/>
           <w:numId w:val="28"/>
@@ -6124,7 +6123,7 @@
     </w:p>
     <w:p>
       <w:pPr>
-        <w:pStyle w:val="ListParagraph"/>
+        <w:pStyle w:val="Prrafodelista"/>
         <w:spacing w:after="0" w:line="300" w:lineRule="exact"/>
         <w:ind w:left="360"/>
         <w:rPr>
@@ -6137,51 +6136,175 @@
     </w:p>
     <w:p>
       <w:pPr>
-        <w:pStyle w:val="ListParagraph"/>
+        <w:pStyle w:val="Prrafodelista"/>
         <w:numPr>
           <w:ilvl w:val="0"/>
           <w:numId w:val="27"/>
         </w:numPr>
         <w:spacing w:after="0" w:line="300" w:lineRule="exact"/>
-        <w:jc w:val="both"/>
-        <w:rPr>
-          <w:rFonts w:ascii="Arial" w:hAnsi="Arial" w:cs="Arial"/>
-          <w:color w:val="0D0D0D" w:themeColor="text1" w:themeTint="F2"/>
-        </w:rPr>
-      </w:pPr>
-      <w:r>
-        <w:rPr>
-          <w:rFonts w:ascii="Arial" w:hAnsi="Arial" w:cs="Arial"/>
-          <w:color w:val="0D0D0D" w:themeColor="text1" w:themeTint="F2"/>
-        </w:rPr>
-        <w:t xml:space="preserve">Habilite el modo de simulación. </w:t>
-      </w:r>
-    </w:p>
-    <w:p>
-      <w:pPr>
-        <w:pStyle w:val="ListParagraph"/>
+        <w:ind w:left="714" w:hanging="357"/>
+        <w:jc w:val="both"/>
+        <w:rPr>
+          <w:rFonts w:ascii="Arial" w:hAnsi="Arial" w:cs="Arial"/>
+        </w:rPr>
+      </w:pPr>
+      <w:r>
+        <w:rPr>
+          <w:rFonts w:ascii="Arial" w:hAnsi="Arial" w:cs="Arial"/>
+          <w:color w:val="0D0D0D" w:themeColor="text1" w:themeTint="F2"/>
+        </w:rPr>
+        <w:t xml:space="preserve">Ejecute un </w:t>
+      </w:r>
+      <w:r>
+        <w:rPr>
+          <w:rFonts w:ascii="Arial" w:hAnsi="Arial" w:cs="Arial"/>
+          <w:color w:val="0D0D0D" w:themeColor="text1" w:themeTint="F2"/>
+        </w:rPr>
+        <w:t>ping</w:t>
+      </w:r>
+      <w:r>
+        <w:rPr>
+          <w:rFonts w:ascii="Arial" w:hAnsi="Arial" w:cs="Arial"/>
+          <w:color w:val="0D0D0D" w:themeColor="text1" w:themeTint="F2"/>
+        </w:rPr>
+        <w:t xml:space="preserve"> </w:t>
+      </w:r>
+      <w:r>
+        <w:rPr>
+          <w:rFonts w:ascii="Arial" w:hAnsi="Arial" w:cs="Arial"/>
+          <w:color w:val="0D0D0D" w:themeColor="text1" w:themeTint="F2"/>
+        </w:rPr>
+        <w:t xml:space="preserve">de la </w:t>
+      </w:r>
+      <w:r>
+        <w:rPr>
+          <w:rFonts w:ascii="Arial" w:hAnsi="Arial" w:cs="Arial"/>
+          <w:b/>
+          <w:bCs/>
+          <w:color w:val="0D0D0D" w:themeColor="text1" w:themeTint="F2"/>
+        </w:rPr>
+        <w:t>PC3</w:t>
+      </w:r>
+      <w:r>
+        <w:rPr>
+          <w:rFonts w:ascii="Arial" w:hAnsi="Arial" w:cs="Arial"/>
+          <w:color w:val="0D0D0D" w:themeColor="text1" w:themeTint="F2"/>
+        </w:rPr>
+        <w:t xml:space="preserve"> a la </w:t>
+      </w:r>
+      <w:r>
+        <w:rPr>
+          <w:rFonts w:ascii="Arial" w:hAnsi="Arial" w:cs="Arial"/>
+          <w:b/>
+          <w:bCs/>
+          <w:color w:val="0D0D0D" w:themeColor="text1" w:themeTint="F2"/>
+        </w:rPr>
+        <w:t>PC2</w:t>
+      </w:r>
+    </w:p>
+    <w:p>
+      <w:pPr>
+        <w:pStyle w:val="Prrafodelista"/>
+        <w:spacing w:after="0" w:line="300" w:lineRule="exact"/>
+        <w:ind w:left="714"/>
+        <w:jc w:val="both"/>
+        <w:rPr>
+          <w:rFonts w:ascii="Arial" w:hAnsi="Arial" w:cs="Arial"/>
+        </w:rPr>
+      </w:pPr>
+    </w:p>
+    <w:p>
+      <w:pPr>
+        <w:pStyle w:val="Prrafodelista"/>
+        <w:numPr>
+          <w:ilvl w:val="0"/>
+          <w:numId w:val="28"/>
+        </w:numPr>
+        <w:spacing w:after="0" w:line="300" w:lineRule="exact"/>
+        <w:rPr>
+          <w:rFonts w:ascii="Arial" w:hAnsi="Arial" w:cs="Arial"/>
+          <w:b/>
+          <w:bCs/>
+          <w:lang w:val="es-419"/>
+        </w:rPr>
+      </w:pPr>
+      <w:r>
+        <w:rPr>
+          <w:rFonts w:ascii="Arial" w:hAnsi="Arial" w:cs="Arial"/>
+          <w:b/>
+          <w:bCs/>
+          <w:lang w:val="es-419"/>
+        </w:rPr>
+        <w:t xml:space="preserve">Verifica </w:t>
+      </w:r>
+      <w:r>
+        <w:rPr>
+          <w:rFonts w:ascii="Arial" w:hAnsi="Arial" w:cs="Arial"/>
+          <w:b/>
+          <w:bCs/>
+          <w:lang w:val="es-419"/>
+        </w:rPr>
+        <w:t>que el tráfico de la PC1 es etiquetado con una mayor prioridad</w:t>
+      </w:r>
+    </w:p>
+    <w:p>
+      <w:pPr>
+        <w:spacing w:after="0" w:line="300" w:lineRule="exact"/>
+        <w:jc w:val="both"/>
+        <w:rPr>
+          <w:rFonts w:ascii="Arial" w:hAnsi="Arial" w:cs="Arial"/>
+          <w:lang w:val="es-419"/>
+        </w:rPr>
+      </w:pPr>
+    </w:p>
+    <w:p>
+      <w:pPr>
+        <w:pStyle w:val="Prrafodelista"/>
         <w:numPr>
           <w:ilvl w:val="0"/>
           <w:numId w:val="27"/>
         </w:numPr>
         <w:spacing w:after="0" w:line="300" w:lineRule="exact"/>
-        <w:jc w:val="both"/>
-        <w:rPr>
-          <w:rFonts w:ascii="Arial" w:hAnsi="Arial" w:cs="Arial"/>
-          <w:color w:val="0D0D0D" w:themeColor="text1" w:themeTint="F2"/>
-        </w:rPr>
-      </w:pPr>
-      <w:r>
-        <w:rPr>
-          <w:rFonts w:ascii="Arial" w:hAnsi="Arial" w:cs="Arial"/>
-        </w:rPr>
-        <w:t xml:space="preserve">Verifique que el tráfico de la </w:t>
-      </w:r>
-      <w:r>
-        <w:rPr>
-          <w:rFonts w:ascii="Arial" w:hAnsi="Arial" w:cs="Arial"/>
-          <w:b/>
-          <w:bCs/>
+        <w:ind w:left="714" w:hanging="357"/>
+        <w:jc w:val="both"/>
+        <w:rPr>
+          <w:rFonts w:ascii="Arial" w:hAnsi="Arial" w:cs="Arial"/>
+        </w:rPr>
+      </w:pPr>
+      <w:r>
+        <w:rPr>
+          <w:rFonts w:ascii="Arial" w:hAnsi="Arial" w:cs="Arial"/>
+          <w:color w:val="0D0D0D" w:themeColor="text1" w:themeTint="F2"/>
+        </w:rPr>
+        <w:t xml:space="preserve">Ejecute un </w:t>
+      </w:r>
+      <w:r>
+        <w:rPr>
+          <w:rFonts w:ascii="Arial" w:hAnsi="Arial" w:cs="Arial"/>
+          <w:color w:val="0D0D0D" w:themeColor="text1" w:themeTint="F2"/>
+        </w:rPr>
+        <w:t xml:space="preserve">ping </w:t>
+      </w:r>
+      <w:r>
+        <w:rPr>
+          <w:rFonts w:ascii="Arial" w:hAnsi="Arial" w:cs="Arial"/>
+          <w:color w:val="0D0D0D" w:themeColor="text1" w:themeTint="F2"/>
+        </w:rPr>
+        <w:t xml:space="preserve">infinito </w:t>
+      </w:r>
+      <w:r>
+        <w:rPr>
+          <w:rFonts w:ascii="Arial" w:hAnsi="Arial" w:cs="Arial"/>
+          <w:color w:val="0D0D0D" w:themeColor="text1" w:themeTint="F2"/>
+        </w:rPr>
+        <w:t xml:space="preserve">de la </w:t>
+      </w:r>
+      <w:r>
+        <w:rPr>
+          <w:rFonts w:ascii="Arial" w:hAnsi="Arial" w:cs="Arial"/>
+          <w:b/>
+          <w:bCs/>
+          <w:color w:val="0D0D0D" w:themeColor="text1" w:themeTint="F2"/>
         </w:rPr>
         <w:t>PC</w:t>
       </w:r>
@@ -6190,272 +6313,808 @@
           <w:rFonts w:ascii="Arial" w:hAnsi="Arial" w:cs="Arial"/>
           <w:b/>
           <w:bCs/>
+          <w:color w:val="0D0D0D" w:themeColor="text1" w:themeTint="F2"/>
+        </w:rPr>
+        <w:t>1</w:t>
+      </w:r>
+      <w:r>
+        <w:rPr>
+          <w:rFonts w:ascii="Arial" w:hAnsi="Arial" w:cs="Arial"/>
+          <w:color w:val="0D0D0D" w:themeColor="text1" w:themeTint="F2"/>
+        </w:rPr>
+        <w:t xml:space="preserve"> a la </w:t>
+      </w:r>
+      <w:r>
+        <w:rPr>
+          <w:rFonts w:ascii="Arial" w:hAnsi="Arial" w:cs="Arial"/>
+          <w:b/>
+          <w:bCs/>
+          <w:color w:val="0D0D0D" w:themeColor="text1" w:themeTint="F2"/>
+        </w:rPr>
+        <w:t>PC2</w:t>
+      </w:r>
+    </w:p>
+    <w:p>
+      <w:pPr>
+        <w:spacing w:after="0" w:line="300" w:lineRule="exact"/>
+        <w:ind w:left="708"/>
+        <w:jc w:val="both"/>
+        <w:rPr>
+          <w:rFonts w:ascii="Arial" w:hAnsi="Arial" w:cs="Arial"/>
+          <w:b/>
+          <w:bCs/>
+        </w:rPr>
+      </w:pPr>
+    </w:p>
+    <w:p>
+      <w:pPr>
+        <w:pStyle w:val="Prrafodelista"/>
+        <w:numPr>
+          <w:ilvl w:val="0"/>
+          <w:numId w:val="28"/>
+        </w:numPr>
+        <w:spacing w:after="0" w:line="300" w:lineRule="exact"/>
+        <w:rPr>
+          <w:rFonts w:ascii="Arial" w:hAnsi="Arial" w:cs="Arial"/>
+          <w:b/>
+          <w:bCs/>
+          <w:lang w:val="es-419"/>
+        </w:rPr>
+      </w:pPr>
+      <w:r>
+        <w:rPr>
+          <w:rFonts w:ascii="Arial" w:hAnsi="Arial" w:cs="Arial"/>
+          <w:b/>
+          <w:bCs/>
+          <w:lang w:val="es-419"/>
+        </w:rPr>
+        <w:t>Generar tráfico ftp</w:t>
+      </w:r>
+    </w:p>
+    <w:p>
+      <w:pPr>
+        <w:pStyle w:val="Prrafodelista"/>
+        <w:spacing w:after="0" w:line="300" w:lineRule="exact"/>
+        <w:ind w:left="360"/>
+        <w:rPr>
+          <w:rFonts w:ascii="Arial" w:hAnsi="Arial" w:cs="Arial"/>
+          <w:b/>
+          <w:bCs/>
+          <w:lang w:val="es-419"/>
+        </w:rPr>
+      </w:pPr>
+    </w:p>
+    <w:p>
+      <w:pPr>
+        <w:pStyle w:val="Prrafodelista"/>
+        <w:numPr>
+          <w:ilvl w:val="1"/>
+          <w:numId w:val="28"/>
+        </w:numPr>
+        <w:spacing w:after="0" w:line="300" w:lineRule="exact"/>
+        <w:rPr>
+          <w:rFonts w:ascii="Arial" w:hAnsi="Arial" w:cs="Arial"/>
+          <w:lang w:val="es-419"/>
+        </w:rPr>
+      </w:pPr>
+      <w:bookmarkStart w:id="1" w:name="_Hlk133924952"/>
+      <w:r>
+        <w:rPr>
+          <w:rFonts w:ascii="Arial" w:hAnsi="Arial" w:cs="Arial"/>
+          <w:lang w:val="es-419"/>
+        </w:rPr>
+        <w:t xml:space="preserve">En la </w:t>
+      </w:r>
+      <w:r>
+        <w:rPr>
+          <w:rFonts w:ascii="Arial" w:hAnsi="Arial" w:cs="Arial"/>
+          <w:b/>
+          <w:bCs/>
+          <w:lang w:val="es-419"/>
+        </w:rPr>
+        <w:t>PC1</w:t>
+      </w:r>
+      <w:r>
+        <w:rPr>
+          <w:rFonts w:ascii="Arial" w:hAnsi="Arial" w:cs="Arial"/>
+          <w:lang w:val="es-419"/>
+        </w:rPr>
+        <w:t>, o</w:t>
+      </w:r>
+      <w:r>
+        <w:rPr>
+          <w:rFonts w:ascii="Arial" w:hAnsi="Arial" w:cs="Arial"/>
+          <w:lang w:val="es-419"/>
+        </w:rPr>
+        <w:t>btener un paquete por</w:t>
+      </w:r>
+      <w:r>
+        <w:rPr>
+          <w:rFonts w:ascii="Arial" w:hAnsi="Arial" w:cs="Arial"/>
+          <w:b/>
+          <w:bCs/>
+          <w:lang w:val="es-419"/>
+        </w:rPr>
+        <w:t xml:space="preserve"> </w:t>
+      </w:r>
+      <w:r>
+        <w:rPr>
+          <w:rFonts w:ascii="Arial" w:hAnsi="Arial" w:cs="Arial"/>
+          <w:b/>
+          <w:bCs/>
+          <w:lang w:val="es-419"/>
+        </w:rPr>
+        <w:t>FTP</w:t>
+      </w:r>
+      <w:r>
+        <w:rPr>
+          <w:rFonts w:ascii="Arial" w:hAnsi="Arial" w:cs="Arial"/>
+          <w:lang w:val="es-419"/>
+        </w:rPr>
+        <w:t xml:space="preserve"> </w:t>
+      </w:r>
+      <w:r>
+        <w:rPr>
+          <w:rFonts w:ascii="Arial" w:hAnsi="Arial" w:cs="Arial"/>
+          <w:lang w:val="es-419"/>
+        </w:rPr>
+        <w:t xml:space="preserve">de la </w:t>
+      </w:r>
+      <w:r>
+        <w:rPr>
+          <w:rFonts w:ascii="Arial" w:hAnsi="Arial" w:cs="Arial"/>
+          <w:b/>
+          <w:bCs/>
+          <w:lang w:val="es-419"/>
+        </w:rPr>
+        <w:t>PC2</w:t>
+      </w:r>
+      <w:r>
+        <w:rPr>
+          <w:rFonts w:ascii="Arial" w:hAnsi="Arial" w:cs="Arial"/>
+          <w:lang w:val="es-419"/>
+        </w:rPr>
+        <w:t>.</w:t>
+      </w:r>
+    </w:p>
+    <w:p>
+      <w:pPr>
+        <w:pStyle w:val="Prrafodelista"/>
+        <w:rPr>
+          <w:rFonts w:ascii="Arial" w:hAnsi="Arial" w:cs="Arial"/>
+          <w:b/>
+          <w:bCs/>
+          <w:lang w:val="es-419"/>
+        </w:rPr>
+      </w:pPr>
+    </w:p>
+    <w:p>
+      <w:pPr>
+        <w:pStyle w:val="Prrafodelista"/>
+        <w:rPr>
+          <w:rFonts w:ascii="Arial" w:hAnsi="Arial" w:cs="Arial"/>
+          <w:b/>
+          <w:bCs/>
+          <w:lang w:val="es-419"/>
+        </w:rPr>
+      </w:pPr>
+      <w:r>
+        <w:rPr>
+          <w:rFonts w:ascii="Arial" w:hAnsi="Arial" w:cs="Arial"/>
+          <w:b/>
+          <w:bCs/>
+          <w:lang w:val="es-419"/>
+        </w:rPr>
+        <w:t>ftp 10.3.3.200</w:t>
+      </w:r>
+    </w:p>
+    <w:p>
+      <w:pPr>
+        <w:pStyle w:val="Prrafodelista"/>
+        <w:rPr>
+          <w:rFonts w:ascii="Arial" w:hAnsi="Arial" w:cs="Arial"/>
+          <w:b/>
+          <w:bCs/>
+          <w:lang w:val="es-419"/>
+        </w:rPr>
+      </w:pPr>
+    </w:p>
+    <w:p>
+      <w:pPr>
+        <w:pStyle w:val="Prrafodelista"/>
+        <w:numPr>
+          <w:ilvl w:val="1"/>
+          <w:numId w:val="28"/>
+        </w:numPr>
+        <w:spacing w:after="0" w:line="300" w:lineRule="exact"/>
+        <w:rPr>
+          <w:rFonts w:ascii="Arial" w:hAnsi="Arial" w:cs="Arial"/>
+          <w:lang w:val="es-419"/>
+        </w:rPr>
+      </w:pPr>
+      <w:r>
+        <w:rPr>
+          <w:rFonts w:ascii="Arial" w:hAnsi="Arial" w:cs="Arial"/>
+          <w:lang w:val="es-419"/>
+        </w:rPr>
+        <w:t xml:space="preserve">En la </w:t>
+      </w:r>
+      <w:r>
+        <w:rPr>
+          <w:rFonts w:ascii="Arial" w:hAnsi="Arial" w:cs="Arial"/>
+          <w:b/>
+          <w:bCs/>
+          <w:lang w:val="es-419"/>
+        </w:rPr>
+        <w:t>PC</w:t>
+      </w:r>
+      <w:r>
+        <w:rPr>
+          <w:rFonts w:ascii="Arial" w:hAnsi="Arial" w:cs="Arial"/>
+          <w:b/>
+          <w:bCs/>
+          <w:lang w:val="es-419"/>
         </w:rPr>
         <w:t>3</w:t>
       </w:r>
       <w:r>
         <w:rPr>
           <w:rFonts w:ascii="Arial" w:hAnsi="Arial" w:cs="Arial"/>
+          <w:lang w:val="es-419"/>
+        </w:rPr>
+        <w:t>, obtener un paquete por</w:t>
+      </w:r>
+      <w:r>
+        <w:rPr>
+          <w:rFonts w:ascii="Arial" w:hAnsi="Arial" w:cs="Arial"/>
+          <w:b/>
+          <w:bCs/>
+          <w:lang w:val="es-419"/>
+        </w:rPr>
+        <w:t xml:space="preserve"> FTP</w:t>
+      </w:r>
+      <w:r>
+        <w:rPr>
+          <w:rFonts w:ascii="Arial" w:hAnsi="Arial" w:cs="Arial"/>
+          <w:lang w:val="es-419"/>
         </w:rPr>
         <w:t xml:space="preserve"> </w:t>
       </w:r>
       <w:r>
         <w:rPr>
           <w:rFonts w:ascii="Arial" w:hAnsi="Arial" w:cs="Arial"/>
-        </w:rPr>
-        <w:t xml:space="preserve">no </w:t>
-      </w:r>
-      <w:r>
-        <w:rPr>
-          <w:rFonts w:ascii="Arial" w:hAnsi="Arial" w:cs="Arial"/>
-        </w:rPr>
-        <w:t>es etiquetado</w:t>
-      </w:r>
-      <w:r>
-        <w:rPr>
-          <w:rFonts w:ascii="Arial" w:hAnsi="Arial" w:cs="Arial"/>
-        </w:rPr>
+          <w:lang w:val="es-419"/>
+        </w:rPr>
+        <w:t xml:space="preserve">de la </w:t>
+      </w:r>
+      <w:r>
+        <w:rPr>
+          <w:rFonts w:ascii="Arial" w:hAnsi="Arial" w:cs="Arial"/>
+          <w:b/>
+          <w:bCs/>
+          <w:lang w:val="es-419"/>
+        </w:rPr>
+        <w:t>PC</w:t>
+      </w:r>
+      <w:r>
+        <w:rPr>
+          <w:rFonts w:ascii="Arial" w:hAnsi="Arial" w:cs="Arial"/>
+          <w:b/>
+          <w:bCs/>
+          <w:lang w:val="es-419"/>
+        </w:rPr>
+        <w:t>4</w:t>
+      </w:r>
+      <w:r>
+        <w:rPr>
+          <w:rFonts w:ascii="Arial" w:hAnsi="Arial" w:cs="Arial"/>
+          <w:lang w:val="es-419"/>
+        </w:rPr>
+        <w:t>.</w:t>
+      </w:r>
+    </w:p>
+    <w:bookmarkEnd w:id="1"/>
+    <w:p>
+      <w:pPr>
+        <w:pStyle w:val="Prrafodelista"/>
+        <w:rPr>
+          <w:rFonts w:ascii="Arial" w:hAnsi="Arial" w:cs="Arial"/>
+          <w:b/>
+          <w:bCs/>
+          <w:lang w:val="es-419"/>
+        </w:rPr>
+      </w:pPr>
+    </w:p>
+    <w:p>
+      <w:pPr>
+        <w:pStyle w:val="Prrafodelista"/>
+        <w:rPr>
+          <w:rFonts w:ascii="Arial" w:hAnsi="Arial" w:cs="Arial"/>
+          <w:b/>
+          <w:bCs/>
+          <w:lang w:val="es-419"/>
+        </w:rPr>
+      </w:pPr>
+      <w:r>
+        <w:rPr>
+          <w:rFonts w:ascii="Arial" w:hAnsi="Arial" w:cs="Arial"/>
+          <w:b/>
+          <w:bCs/>
+          <w:lang w:val="es-419"/>
+        </w:rPr>
+        <w:t>ftp 10.3.3.201</w:t>
+      </w:r>
+    </w:p>
+    <w:p>
+      <w:pPr>
+        <w:pStyle w:val="Prrafodelista"/>
+        <w:rPr>
+          <w:rFonts w:ascii="Arial" w:hAnsi="Arial" w:cs="Arial"/>
+          <w:b/>
+          <w:bCs/>
+          <w:lang w:val="es-419"/>
+        </w:rPr>
+      </w:pPr>
+    </w:p>
+    <w:p>
+      <w:pPr>
+        <w:pStyle w:val="Prrafodelista"/>
+        <w:numPr>
+          <w:ilvl w:val="0"/>
+          <w:numId w:val="21"/>
+        </w:numPr>
+        <w:spacing w:after="0" w:line="300" w:lineRule="exact"/>
+        <w:jc w:val="both"/>
+        <w:rPr>
+          <w:rFonts w:ascii="Arial" w:hAnsi="Arial" w:cs="Arial"/>
+          <w:color w:val="0D0D0D" w:themeColor="text1" w:themeTint="F2"/>
+        </w:rPr>
+      </w:pPr>
+      <w:r>
+        <w:rPr>
+          <w:rFonts w:ascii="Arial" w:hAnsi="Arial" w:cs="Arial"/>
+          <w:color w:val="0D0D0D" w:themeColor="text1" w:themeTint="F2"/>
+        </w:rPr>
+        <w:t xml:space="preserve">Ejecute el comando: </w:t>
+      </w:r>
+      <w:r>
+        <w:rPr>
+          <w:rFonts w:ascii="Arial" w:hAnsi="Arial" w:cs="Arial"/>
+          <w:b/>
+          <w:bCs/>
+          <w:color w:val="0D0D0D" w:themeColor="text1" w:themeTint="F2"/>
+        </w:rPr>
+        <w:t>sh policy-map int fa0/0</w:t>
+      </w:r>
+      <w:r>
         <w:t xml:space="preserve"> </w:t>
       </w:r>
-    </w:p>
-    <w:p>
-      <w:pPr>
-        <w:pStyle w:val="ListParagraph"/>
+      <w:r>
+        <w:rPr>
+          <w:rFonts w:ascii="Arial" w:hAnsi="Arial" w:cs="Arial"/>
+          <w:color w:val="0D0D0D" w:themeColor="text1" w:themeTint="F2"/>
+        </w:rPr>
+        <w:t xml:space="preserve">en el ruteador </w:t>
+      </w:r>
+      <w:r>
+        <w:rPr>
+          <w:rFonts w:ascii="Arial" w:hAnsi="Arial" w:cs="Arial"/>
+          <w:b/>
+          <w:bCs/>
+          <w:color w:val="0D0D0D" w:themeColor="text1" w:themeTint="F2"/>
+        </w:rPr>
+        <w:t>R1</w:t>
+      </w:r>
+      <w:r>
+        <w:rPr>
+          <w:rFonts w:ascii="Arial" w:hAnsi="Arial" w:cs="Arial"/>
+          <w:color w:val="0D0D0D" w:themeColor="text1" w:themeTint="F2"/>
+        </w:rPr>
+        <w:t xml:space="preserve"> p</w:t>
+      </w:r>
+      <w:r>
+        <w:rPr>
+          <w:rFonts w:ascii="Arial" w:hAnsi="Arial" w:cs="Arial"/>
+          <w:color w:val="0D0D0D" w:themeColor="text1" w:themeTint="F2"/>
+        </w:rPr>
+        <w:t>ara v</w:t>
+      </w:r>
+      <w:r>
+        <w:rPr>
+          <w:rFonts w:ascii="Arial" w:hAnsi="Arial" w:cs="Arial"/>
+          <w:color w:val="0D0D0D" w:themeColor="text1" w:themeTint="F2"/>
+        </w:rPr>
+        <w:t>isualizar</w:t>
+      </w:r>
+      <w:r>
+        <w:rPr>
+          <w:rFonts w:ascii="Arial" w:hAnsi="Arial" w:cs="Arial"/>
+          <w:color w:val="0D0D0D" w:themeColor="text1" w:themeTint="F2"/>
+        </w:rPr>
+        <w:t xml:space="preserve"> l</w:t>
+      </w:r>
+      <w:r>
+        <w:rPr>
+          <w:rFonts w:ascii="Arial" w:hAnsi="Arial" w:cs="Arial"/>
+          <w:color w:val="0D0D0D" w:themeColor="text1" w:themeTint="F2"/>
+        </w:rPr>
+        <w:t xml:space="preserve">a tasa ofrecida por el class-map </w:t>
+      </w:r>
+      <w:r>
+        <w:rPr>
+          <w:rFonts w:ascii="Arial" w:hAnsi="Arial" w:cs="Arial"/>
+          <w:b/>
+          <w:bCs/>
+          <w:color w:val="0D0D0D" w:themeColor="text1" w:themeTint="F2"/>
+        </w:rPr>
+        <w:t>INTERESANTE</w:t>
+      </w:r>
+      <w:r>
+        <w:rPr>
+          <w:rFonts w:ascii="Arial" w:hAnsi="Arial" w:cs="Arial"/>
+          <w:color w:val="0D0D0D" w:themeColor="text1" w:themeTint="F2"/>
+        </w:rPr>
+        <w:t xml:space="preserve"> y por el class-map </w:t>
+      </w:r>
+      <w:r>
+        <w:rPr>
+          <w:rFonts w:ascii="Arial" w:hAnsi="Arial" w:cs="Arial"/>
+          <w:b/>
+          <w:bCs/>
+          <w:color w:val="0D0D0D" w:themeColor="text1" w:themeTint="F2"/>
+        </w:rPr>
+        <w:t>class-d</w:t>
+      </w:r>
+      <w:r>
+        <w:rPr>
+          <w:rFonts w:ascii="Arial" w:hAnsi="Arial" w:cs="Arial"/>
+          <w:b/>
+          <w:bCs/>
+          <w:color w:val="0D0D0D" w:themeColor="text1" w:themeTint="F2"/>
+        </w:rPr>
+        <w:t>efault</w:t>
+      </w:r>
+      <w:r>
+        <w:rPr>
+          <w:rFonts w:ascii="Arial" w:hAnsi="Arial" w:cs="Arial"/>
+          <w:color w:val="0D0D0D" w:themeColor="text1" w:themeTint="F2"/>
+        </w:rPr>
+        <w:t>.</w:t>
+      </w:r>
+    </w:p>
+    <w:p>
+      <w:pPr>
+        <w:spacing w:after="0" w:line="300" w:lineRule="exact"/>
+        <w:rPr>
+          <w:rFonts w:ascii="Arial" w:hAnsi="Arial" w:cs="Arial"/>
+          <w:b/>
+          <w:bCs/>
+        </w:rPr>
+      </w:pPr>
+    </w:p>
+    <w:p>
+      <w:pPr>
+        <w:pStyle w:val="Prrafodelista"/>
+        <w:numPr>
+          <w:ilvl w:val="0"/>
+          <w:numId w:val="21"/>
+        </w:numPr>
+        <w:spacing w:after="0" w:line="300" w:lineRule="exact"/>
+        <w:jc w:val="both"/>
+        <w:rPr>
+          <w:rFonts w:ascii="Arial" w:hAnsi="Arial" w:cs="Arial"/>
+          <w:color w:val="0D0D0D" w:themeColor="text1" w:themeTint="F2"/>
+        </w:rPr>
+      </w:pPr>
+      <w:r>
+        <w:rPr>
+          <w:rFonts w:ascii="Arial" w:hAnsi="Arial" w:cs="Arial"/>
+          <w:color w:val="0D0D0D" w:themeColor="text1" w:themeTint="F2"/>
+        </w:rPr>
+        <w:t xml:space="preserve">Ejecute el comando: </w:t>
+      </w:r>
+      <w:r>
+        <w:rPr>
+          <w:rFonts w:ascii="Arial" w:hAnsi="Arial" w:cs="Arial"/>
+          <w:b/>
+          <w:bCs/>
+          <w:color w:val="0D0D0D" w:themeColor="text1" w:themeTint="F2"/>
+        </w:rPr>
+        <w:t xml:space="preserve">sh policy-map int </w:t>
+      </w:r>
+      <w:r>
+        <w:rPr>
+          <w:rFonts w:ascii="Arial" w:hAnsi="Arial" w:cs="Arial"/>
+          <w:b/>
+          <w:bCs/>
+          <w:color w:val="0D0D0D" w:themeColor="text1" w:themeTint="F2"/>
+        </w:rPr>
+        <w:t>s0/0/0</w:t>
+      </w:r>
+      <w:r>
+        <w:t xml:space="preserve"> </w:t>
+      </w:r>
+      <w:r>
+        <w:rPr>
+          <w:rFonts w:ascii="Arial" w:hAnsi="Arial" w:cs="Arial"/>
+          <w:color w:val="0D0D0D" w:themeColor="text1" w:themeTint="F2"/>
+        </w:rPr>
+        <w:t xml:space="preserve">en el ruteador </w:t>
+      </w:r>
+      <w:r>
+        <w:rPr>
+          <w:rFonts w:ascii="Arial" w:hAnsi="Arial" w:cs="Arial"/>
+          <w:b/>
+          <w:bCs/>
+          <w:color w:val="0D0D0D" w:themeColor="text1" w:themeTint="F2"/>
+        </w:rPr>
+        <w:t>R1</w:t>
+      </w:r>
+      <w:r>
+        <w:rPr>
+          <w:rFonts w:ascii="Arial" w:hAnsi="Arial" w:cs="Arial"/>
+          <w:color w:val="0D0D0D" w:themeColor="text1" w:themeTint="F2"/>
+        </w:rPr>
+        <w:t xml:space="preserve"> p</w:t>
+      </w:r>
+      <w:r>
+        <w:rPr>
+          <w:rFonts w:ascii="Arial" w:hAnsi="Arial" w:cs="Arial"/>
+          <w:color w:val="0D0D0D" w:themeColor="text1" w:themeTint="F2"/>
+        </w:rPr>
+        <w:t>ara v</w:t>
+      </w:r>
+      <w:r>
+        <w:rPr>
+          <w:rFonts w:ascii="Arial" w:hAnsi="Arial" w:cs="Arial"/>
+          <w:color w:val="0D0D0D" w:themeColor="text1" w:themeTint="F2"/>
+        </w:rPr>
+        <w:t>isualizar</w:t>
+      </w:r>
+      <w:r>
+        <w:rPr>
+          <w:rFonts w:ascii="Arial" w:hAnsi="Arial" w:cs="Arial"/>
+          <w:color w:val="0D0D0D" w:themeColor="text1" w:themeTint="F2"/>
+        </w:rPr>
+        <w:t xml:space="preserve"> l</w:t>
+      </w:r>
+      <w:r>
+        <w:rPr>
+          <w:rFonts w:ascii="Arial" w:hAnsi="Arial" w:cs="Arial"/>
+          <w:color w:val="0D0D0D" w:themeColor="text1" w:themeTint="F2"/>
+        </w:rPr>
+        <w:t xml:space="preserve">a tasa ofrecida por el class-map </w:t>
+      </w:r>
+      <w:r>
+        <w:rPr>
+          <w:rFonts w:ascii="Arial" w:hAnsi="Arial" w:cs="Arial"/>
+          <w:b/>
+          <w:bCs/>
+          <w:color w:val="0D0D0D" w:themeColor="text1" w:themeTint="F2"/>
+        </w:rPr>
+        <w:t>INTERESANTE</w:t>
+      </w:r>
+      <w:r>
+        <w:rPr>
+          <w:rFonts w:ascii="Arial" w:hAnsi="Arial" w:cs="Arial"/>
+          <w:color w:val="0D0D0D" w:themeColor="text1" w:themeTint="F2"/>
+        </w:rPr>
+        <w:t xml:space="preserve"> y por el class-map </w:t>
+      </w:r>
+      <w:r>
+        <w:rPr>
+          <w:rFonts w:ascii="Arial" w:hAnsi="Arial" w:cs="Arial"/>
+          <w:b/>
+          <w:bCs/>
+          <w:color w:val="0D0D0D" w:themeColor="text1" w:themeTint="F2"/>
+        </w:rPr>
+        <w:t>class-d</w:t>
+      </w:r>
+      <w:r>
+        <w:rPr>
+          <w:rFonts w:ascii="Arial" w:hAnsi="Arial" w:cs="Arial"/>
+          <w:b/>
+          <w:bCs/>
+          <w:color w:val="0D0D0D" w:themeColor="text1" w:themeTint="F2"/>
+        </w:rPr>
+        <w:t>efault</w:t>
+      </w:r>
+      <w:r>
+        <w:rPr>
+          <w:rFonts w:ascii="Arial" w:hAnsi="Arial" w:cs="Arial"/>
+          <w:color w:val="0D0D0D" w:themeColor="text1" w:themeTint="F2"/>
+        </w:rPr>
+        <w:t>.</w:t>
+      </w:r>
+    </w:p>
+    <w:p>
+      <w:pPr>
+        <w:pStyle w:val="Prrafodelista"/>
+        <w:numPr>
+          <w:ilvl w:val="0"/>
+          <w:numId w:val="30"/>
+        </w:numPr>
+        <w:spacing w:after="0" w:line="300" w:lineRule="exact"/>
+        <w:jc w:val="both"/>
+        <w:rPr>
+          <w:rFonts w:ascii="Arial" w:hAnsi="Arial" w:cs="Arial"/>
+          <w:color w:val="0D0D0D" w:themeColor="text1" w:themeTint="F2"/>
+        </w:rPr>
+      </w:pPr>
+      <w:r>
+        <w:rPr>
+          <w:rFonts w:ascii="Arial" w:hAnsi="Arial" w:cs="Arial"/>
+          <w:color w:val="0D0D0D" w:themeColor="text1" w:themeTint="F2"/>
+        </w:rPr>
+        <w:t xml:space="preserve">Si te </w:t>
+      </w:r>
+      <w:r>
+        <w:rPr>
+          <w:rFonts w:ascii="Arial" w:hAnsi="Arial" w:cs="Arial"/>
+          <w:color w:val="0D0D0D" w:themeColor="text1" w:themeTint="F2"/>
+        </w:rPr>
+        <w:t xml:space="preserve">encuentras </w:t>
+      </w:r>
+      <w:r>
+        <w:rPr>
+          <w:rFonts w:ascii="Arial" w:hAnsi="Arial" w:cs="Arial"/>
+          <w:color w:val="0D0D0D" w:themeColor="text1" w:themeTint="F2"/>
+        </w:rPr>
+        <w:t xml:space="preserve">tráfico con </w:t>
+      </w:r>
+      <w:r>
+        <w:rPr>
+          <w:rFonts w:ascii="Arial" w:hAnsi="Arial" w:cs="Arial"/>
+          <w:b/>
+          <w:bCs/>
+          <w:color w:val="0D0D0D" w:themeColor="text1" w:themeTint="F2"/>
+        </w:rPr>
+        <w:t>precedencia 5</w:t>
+      </w:r>
+      <w:r>
+        <w:rPr>
+          <w:rFonts w:ascii="Arial" w:hAnsi="Arial" w:cs="Arial"/>
+          <w:color w:val="0D0D0D" w:themeColor="text1" w:themeTint="F2"/>
+        </w:rPr>
+        <w:t xml:space="preserve"> asígnale </w:t>
+      </w:r>
+      <w:r>
+        <w:rPr>
+          <w:rFonts w:ascii="Arial" w:hAnsi="Arial" w:cs="Arial"/>
+          <w:b/>
+          <w:bCs/>
+          <w:color w:val="0D0D0D" w:themeColor="text1" w:themeTint="F2"/>
+        </w:rPr>
+        <w:t>1000 kbps</w:t>
+      </w:r>
+      <w:r>
+        <w:rPr>
+          <w:rFonts w:ascii="Arial" w:hAnsi="Arial" w:cs="Arial"/>
+          <w:color w:val="0D0D0D" w:themeColor="text1" w:themeTint="F2"/>
+        </w:rPr>
+        <w:t xml:space="preserve"> y en forma prioritaria. </w:t>
+      </w:r>
+    </w:p>
+    <w:p>
+      <w:pPr>
+        <w:pStyle w:val="Prrafodelista"/>
+        <w:numPr>
+          <w:ilvl w:val="0"/>
+          <w:numId w:val="30"/>
+        </w:numPr>
+        <w:spacing w:after="0" w:line="300" w:lineRule="exact"/>
+        <w:jc w:val="both"/>
+        <w:rPr>
+          <w:rFonts w:ascii="Arial" w:hAnsi="Arial" w:cs="Arial"/>
+          <w:b/>
+          <w:bCs/>
+        </w:rPr>
+      </w:pPr>
+      <w:r>
+        <w:rPr>
+          <w:rFonts w:ascii="Arial" w:hAnsi="Arial" w:cs="Arial"/>
+          <w:color w:val="0D0D0D" w:themeColor="text1" w:themeTint="F2"/>
+        </w:rPr>
+        <w:t xml:space="preserve">La </w:t>
+      </w:r>
+      <w:r>
+        <w:rPr>
+          <w:rFonts w:ascii="Arial" w:hAnsi="Arial" w:cs="Arial"/>
+          <w:b/>
+          <w:bCs/>
+          <w:color w:val="0D0D0D" w:themeColor="text1" w:themeTint="F2"/>
+        </w:rPr>
+        <w:t>clase default</w:t>
+      </w:r>
+      <w:r>
+        <w:rPr>
+          <w:rFonts w:ascii="Arial" w:hAnsi="Arial" w:cs="Arial"/>
+          <w:color w:val="0D0D0D" w:themeColor="text1" w:themeTint="F2"/>
+        </w:rPr>
+        <w:t xml:space="preserve"> asígnale el ancho de banda que se divida equitativamente.</w:t>
+      </w:r>
+    </w:p>
+    <w:p>
+      <w:pPr>
+        <w:spacing w:after="0" w:line="300" w:lineRule="exact"/>
+        <w:jc w:val="both"/>
+        <w:rPr>
+          <w:rFonts w:ascii="Arial" w:hAnsi="Arial" w:cs="Arial"/>
+          <w:b/>
+          <w:bCs/>
+        </w:rPr>
+      </w:pPr>
+    </w:p>
+    <w:p>
+      <w:pPr>
+        <w:spacing w:after="0" w:line="300" w:lineRule="exact"/>
+        <w:ind w:left="357"/>
+        <w:jc w:val="both"/>
+        <w:rPr>
+          <w:rFonts w:ascii="Arial" w:hAnsi="Arial" w:cs="Arial"/>
+          <w:b/>
+          <w:bCs/>
+        </w:rPr>
+      </w:pPr>
+      <w:r>
+        <w:rPr>
+          <w:rFonts w:ascii="Arial" w:hAnsi="Arial" w:cs="Arial"/>
+          <w:b/>
+          <w:bCs/>
+        </w:rPr>
+        <w:t>NOTAS:</w:t>
+      </w:r>
+    </w:p>
+    <w:p>
+      <w:pPr>
+        <w:pStyle w:val="Prrafodelista"/>
         <w:numPr>
           <w:ilvl w:val="0"/>
           <w:numId w:val="27"/>
         </w:numPr>
         <w:spacing w:after="0" w:line="300" w:lineRule="exact"/>
-        <w:ind w:left="714" w:hanging="357"/>
-        <w:jc w:val="both"/>
-        <w:rPr>
-          <w:rFonts w:ascii="Arial" w:hAnsi="Arial" w:cs="Arial"/>
-        </w:rPr>
-      </w:pPr>
-      <w:r>
-        <w:rPr>
-          <w:rFonts w:ascii="Arial" w:hAnsi="Arial" w:cs="Arial"/>
-          <w:color w:val="0D0D0D" w:themeColor="text1" w:themeTint="F2"/>
-        </w:rPr>
-        <w:t xml:space="preserve">Ejecute un </w:t>
-      </w:r>
-      <w:r>
-        <w:rPr>
-          <w:rFonts w:ascii="Arial" w:hAnsi="Arial" w:cs="Arial"/>
-          <w:color w:val="0D0D0D" w:themeColor="text1" w:themeTint="F2"/>
-        </w:rPr>
-        <w:t>ping</w:t>
-      </w:r>
-      <w:r>
-        <w:rPr>
-          <w:rFonts w:ascii="Arial" w:hAnsi="Arial" w:cs="Arial"/>
-          <w:color w:val="0D0D0D" w:themeColor="text1" w:themeTint="F2"/>
-        </w:rPr>
-        <w:t xml:space="preserve"> </w:t>
-      </w:r>
-      <w:r>
-        <w:rPr>
-          <w:rFonts w:ascii="Arial" w:hAnsi="Arial" w:cs="Arial"/>
-          <w:color w:val="0D0D0D" w:themeColor="text1" w:themeTint="F2"/>
-        </w:rPr>
-        <w:t xml:space="preserve">de la </w:t>
-      </w:r>
-      <w:r>
-        <w:rPr>
-          <w:rFonts w:ascii="Arial" w:hAnsi="Arial" w:cs="Arial"/>
-          <w:b/>
-          <w:bCs/>
-          <w:color w:val="0D0D0D" w:themeColor="text1" w:themeTint="F2"/>
-        </w:rPr>
-        <w:t>PC3</w:t>
-      </w:r>
-      <w:r>
-        <w:rPr>
-          <w:rFonts w:ascii="Arial" w:hAnsi="Arial" w:cs="Arial"/>
-          <w:color w:val="0D0D0D" w:themeColor="text1" w:themeTint="F2"/>
-        </w:rPr>
-        <w:t xml:space="preserve"> a la </w:t>
-      </w:r>
-      <w:r>
-        <w:rPr>
-          <w:rFonts w:ascii="Arial" w:hAnsi="Arial" w:cs="Arial"/>
-          <w:b/>
-          <w:bCs/>
-          <w:color w:val="0D0D0D" w:themeColor="text1" w:themeTint="F2"/>
-        </w:rPr>
-        <w:t>PC2</w:t>
-      </w:r>
-    </w:p>
-    <w:p>
-      <w:pPr>
-        <w:pStyle w:val="ListParagraph"/>
-        <w:spacing w:after="0" w:line="300" w:lineRule="exact"/>
-        <w:ind w:left="714"/>
-        <w:jc w:val="both"/>
-        <w:rPr>
-          <w:rFonts w:ascii="Arial" w:hAnsi="Arial" w:cs="Arial"/>
-        </w:rPr>
-      </w:pPr>
-    </w:p>
-    <w:p>
-      <w:pPr>
-        <w:spacing w:after="0" w:line="300" w:lineRule="exact"/>
-        <w:ind w:left="357"/>
-        <w:jc w:val="both"/>
-        <w:rPr>
-          <w:rFonts w:ascii="Arial" w:hAnsi="Arial" w:cs="Arial"/>
-          <w:color w:val="0D0D0D" w:themeColor="text1" w:themeTint="F2"/>
-        </w:rPr>
-      </w:pPr>
-      <w:r>
-        <w:rPr>
-          <w:rFonts w:ascii="Arial" w:hAnsi="Arial" w:cs="Arial"/>
-          <w:b/>
-          <w:bCs/>
-          <w:color w:val="0D0D0D" w:themeColor="text1" w:themeTint="F2"/>
-        </w:rPr>
-        <w:t xml:space="preserve">NOTA: </w:t>
-      </w:r>
-      <w:r>
-        <w:rPr>
-          <w:rFonts w:ascii="Arial" w:hAnsi="Arial" w:cs="Arial"/>
-          <w:color w:val="0D0D0D" w:themeColor="text1" w:themeTint="F2"/>
-        </w:rPr>
-        <w:t xml:space="preserve">El campo de servicios diferenciados </w:t>
-      </w:r>
-      <w:r>
-        <w:rPr>
-          <w:rFonts w:ascii="Arial" w:hAnsi="Arial" w:cs="Arial"/>
-          <w:b/>
-          <w:bCs/>
-          <w:color w:val="0D0D0D" w:themeColor="text1" w:themeTint="F2"/>
-        </w:rPr>
-        <w:t>DSCP (Differentiated Services Code Point)</w:t>
-      </w:r>
-      <w:r>
-        <w:rPr>
-          <w:rFonts w:ascii="Arial" w:hAnsi="Arial" w:cs="Arial"/>
-          <w:color w:val="0D0D0D" w:themeColor="text1" w:themeTint="F2"/>
-        </w:rPr>
-        <w:t xml:space="preserve"> </w:t>
-      </w:r>
-      <w:r>
-        <w:rPr>
-          <w:rFonts w:ascii="Arial" w:hAnsi="Arial" w:cs="Arial"/>
-          <w:color w:val="0D0D0D" w:themeColor="text1" w:themeTint="F2"/>
-        </w:rPr>
-        <w:t xml:space="preserve">debe </w:t>
-      </w:r>
-      <w:r>
-        <w:rPr>
-          <w:rFonts w:ascii="Arial" w:hAnsi="Arial" w:cs="Arial"/>
-          <w:color w:val="0D0D0D" w:themeColor="text1" w:themeTint="F2"/>
-        </w:rPr>
-        <w:t>est</w:t>
-      </w:r>
-      <w:r>
-        <w:rPr>
-          <w:rFonts w:ascii="Arial" w:hAnsi="Arial" w:cs="Arial"/>
-          <w:color w:val="0D0D0D" w:themeColor="text1" w:themeTint="F2"/>
-        </w:rPr>
-        <w:t>ar</w:t>
-      </w:r>
-      <w:r>
-        <w:rPr>
-          <w:rFonts w:ascii="Arial" w:hAnsi="Arial" w:cs="Arial"/>
-          <w:color w:val="0D0D0D" w:themeColor="text1" w:themeTint="F2"/>
-        </w:rPr>
-        <w:t xml:space="preserve"> definido en </w:t>
-      </w:r>
-      <w:r>
-        <w:rPr>
-          <w:rFonts w:ascii="Arial" w:hAnsi="Arial" w:cs="Arial"/>
-          <w:b/>
-          <w:bCs/>
-          <w:color w:val="0D0D0D" w:themeColor="text1" w:themeTint="F2"/>
-        </w:rPr>
-        <w:t>0</w:t>
-      </w:r>
-      <w:r>
-        <w:rPr>
-          <w:rFonts w:ascii="Arial" w:hAnsi="Arial" w:cs="Arial"/>
-          <w:color w:val="0D0D0D" w:themeColor="text1" w:themeTint="F2"/>
-        </w:rPr>
-        <w:t xml:space="preserve">, </w:t>
-      </w:r>
-      <w:r>
-        <w:rPr>
-          <w:rFonts w:ascii="Arial" w:hAnsi="Arial" w:cs="Arial"/>
-          <w:b/>
-          <w:bCs/>
-          <w:color w:val="0D0D0D" w:themeColor="text1" w:themeTint="F2"/>
-        </w:rPr>
-        <w:t>servicio de mejor esfuerzo</w:t>
-      </w:r>
-      <w:r>
-        <w:rPr>
-          <w:rFonts w:ascii="Arial" w:hAnsi="Arial" w:cs="Arial"/>
-          <w:color w:val="0D0D0D" w:themeColor="text1" w:themeTint="F2"/>
-        </w:rPr>
-        <w:t xml:space="preserve">, no hay ninguna atención especial. </w:t>
-      </w:r>
-    </w:p>
-    <w:p>
-      <w:pPr>
-        <w:spacing w:after="0" w:line="300" w:lineRule="exact"/>
-        <w:jc w:val="both"/>
-        <w:rPr>
-          <w:rFonts w:ascii="Arial" w:hAnsi="Arial" w:cs="Arial"/>
-        </w:rPr>
-      </w:pPr>
-    </w:p>
-    <w:p>
-      <w:pPr>
-        <w:pStyle w:val="ListParagraph"/>
-        <w:numPr>
-          <w:ilvl w:val="0"/>
-          <w:numId w:val="28"/>
-        </w:numPr>
-        <w:spacing w:after="0" w:line="300" w:lineRule="exact"/>
-        <w:rPr>
-          <w:rFonts w:ascii="Arial" w:hAnsi="Arial" w:cs="Arial"/>
-          <w:b/>
-          <w:bCs/>
-          <w:lang w:val="es-419"/>
-        </w:rPr>
-      </w:pPr>
-      <w:r>
-        <w:rPr>
-          <w:rFonts w:ascii="Arial" w:hAnsi="Arial" w:cs="Arial"/>
-          <w:b/>
-          <w:bCs/>
-          <w:lang w:val="es-419"/>
-        </w:rPr>
-        <w:t xml:space="preserve">Verifica </w:t>
-      </w:r>
-      <w:r>
-        <w:rPr>
-          <w:rFonts w:ascii="Arial" w:hAnsi="Arial" w:cs="Arial"/>
-          <w:b/>
-          <w:bCs/>
-          <w:lang w:val="es-419"/>
-        </w:rPr>
-        <w:t>que el tráfico de la PC1 es etiquetado con una mayor prioridad</w:t>
-      </w:r>
-    </w:p>
-    <w:p>
-      <w:pPr>
-        <w:spacing w:after="0" w:line="300" w:lineRule="exact"/>
-        <w:jc w:val="both"/>
-        <w:rPr>
-          <w:rFonts w:ascii="Arial" w:hAnsi="Arial" w:cs="Arial"/>
-          <w:lang w:val="es-419"/>
-        </w:rPr>
-      </w:pPr>
-    </w:p>
-    <w:p>
-      <w:pPr>
-        <w:pStyle w:val="ListParagraph"/>
+        <w:jc w:val="both"/>
+        <w:rPr>
+          <w:rFonts w:ascii="Arial" w:hAnsi="Arial" w:cs="Arial"/>
+          <w:color w:val="0D0D0D" w:themeColor="text1" w:themeTint="F2"/>
+        </w:rPr>
+      </w:pPr>
+      <w:r>
+        <w:rPr>
+          <w:rFonts w:ascii="Arial" w:hAnsi="Arial" w:cs="Arial"/>
+          <w:color w:val="0D0D0D" w:themeColor="text1" w:themeTint="F2"/>
+        </w:rPr>
+        <w:t xml:space="preserve">Lo que viene de la </w:t>
+      </w:r>
+      <w:r>
+        <w:rPr>
+          <w:rFonts w:ascii="Arial" w:hAnsi="Arial" w:cs="Arial"/>
+          <w:b/>
+          <w:bCs/>
+          <w:color w:val="0D0D0D" w:themeColor="text1" w:themeTint="F2"/>
+        </w:rPr>
+        <w:t>PC1 (10.1.1.100)</w:t>
+      </w:r>
+      <w:r>
+        <w:rPr>
+          <w:rFonts w:ascii="Arial" w:hAnsi="Arial" w:cs="Arial"/>
+          <w:color w:val="0D0D0D" w:themeColor="text1" w:themeTint="F2"/>
+        </w:rPr>
+        <w:t xml:space="preserve">, viene con </w:t>
+      </w:r>
+      <w:r>
+        <w:rPr>
+          <w:rFonts w:ascii="Arial" w:hAnsi="Arial" w:cs="Arial"/>
+          <w:b/>
+          <w:bCs/>
+          <w:color w:val="0D0D0D" w:themeColor="text1" w:themeTint="F2"/>
+        </w:rPr>
+        <w:t>calidad de servicio 5</w:t>
+      </w:r>
+    </w:p>
+    <w:p>
+      <w:pPr>
+        <w:pStyle w:val="Prrafodelista"/>
         <w:numPr>
           <w:ilvl w:val="0"/>
           <w:numId w:val="27"/>
@@ -6472,12 +7131,37 @@
           <w:rFonts w:ascii="Arial" w:hAnsi="Arial" w:cs="Arial"/>
           <w:color w:val="0D0D0D" w:themeColor="text1" w:themeTint="F2"/>
         </w:rPr>
-        <w:t xml:space="preserve">Habilite el modo de simulación. </w:t>
-      </w:r>
-    </w:p>
-    <w:p>
-      <w:pPr>
-        <w:pStyle w:val="ListParagraph"/>
+        <w:t xml:space="preserve">Mientras lo que viene de la </w:t>
+      </w:r>
+      <w:r>
+        <w:rPr>
+          <w:rFonts w:ascii="Arial" w:hAnsi="Arial" w:cs="Arial"/>
+          <w:b/>
+          <w:bCs/>
+          <w:color w:val="0D0D0D" w:themeColor="text1" w:themeTint="F2"/>
+        </w:rPr>
+        <w:t>PC3 (10.1.1.103)</w:t>
+      </w:r>
+      <w:r>
+        <w:rPr>
+          <w:rFonts w:ascii="Arial" w:hAnsi="Arial" w:cs="Arial"/>
+          <w:color w:val="0D0D0D" w:themeColor="text1" w:themeTint="F2"/>
+        </w:rPr>
+        <w:t xml:space="preserve"> viene con </w:t>
+      </w:r>
+      <w:r>
+        <w:rPr>
+          <w:rFonts w:ascii="Arial" w:hAnsi="Arial" w:cs="Arial"/>
+          <w:b/>
+          <w:bCs/>
+          <w:color w:val="0D0D0D" w:themeColor="text1" w:themeTint="F2"/>
+        </w:rPr>
+        <w:t>calidad de servicio 0</w:t>
+      </w:r>
+    </w:p>
+    <w:p>
+      <w:pPr>
+        <w:pStyle w:val="Prrafodelista"/>
         <w:numPr>
           <w:ilvl w:val="0"/>
           <w:numId w:val="27"/>
@@ -6492,264 +7176,6 @@
       <w:r>
         <w:rPr>
           <w:rFonts w:ascii="Arial" w:hAnsi="Arial" w:cs="Arial"/>
-        </w:rPr>
-        <w:t xml:space="preserve">Verifique que el tráfico de la </w:t>
-      </w:r>
-      <w:r>
-        <w:rPr>
-          <w:rFonts w:ascii="Arial" w:hAnsi="Arial" w:cs="Arial"/>
-          <w:b/>
-          <w:bCs/>
-        </w:rPr>
-        <w:t>PC</w:t>
-      </w:r>
-      <w:r>
-        <w:rPr>
-          <w:rFonts w:ascii="Arial" w:hAnsi="Arial" w:cs="Arial"/>
-          <w:b/>
-          <w:bCs/>
-        </w:rPr>
-        <w:t>1</w:t>
-      </w:r>
-      <w:r>
-        <w:rPr>
-          <w:rFonts w:ascii="Arial" w:hAnsi="Arial" w:cs="Arial"/>
-        </w:rPr>
-        <w:t xml:space="preserve"> es etiquetado</w:t>
-      </w:r>
-      <w:r>
-        <w:rPr>
-          <w:rFonts w:ascii="Arial" w:hAnsi="Arial" w:cs="Arial"/>
-        </w:rPr>
-        <w:t>.</w:t>
-      </w:r>
-      <w:r>
-        <w:rPr>
-          <w:rFonts w:ascii="Arial" w:hAnsi="Arial" w:cs="Arial"/>
-        </w:rPr>
-        <w:t xml:space="preserve"> </w:t>
-      </w:r>
-    </w:p>
-    <w:p>
-      <w:pPr>
-        <w:pStyle w:val="ListParagraph"/>
-        <w:numPr>
-          <w:ilvl w:val="0"/>
-          <w:numId w:val="27"/>
-        </w:numPr>
-        <w:spacing w:after="0" w:line="300" w:lineRule="exact"/>
-        <w:ind w:left="714" w:hanging="357"/>
-        <w:jc w:val="both"/>
-        <w:rPr>
-          <w:rFonts w:ascii="Arial" w:hAnsi="Arial" w:cs="Arial"/>
-        </w:rPr>
-      </w:pPr>
-      <w:r>
-        <w:rPr>
-          <w:rFonts w:ascii="Arial" w:hAnsi="Arial" w:cs="Arial"/>
-          <w:color w:val="0D0D0D" w:themeColor="text1" w:themeTint="F2"/>
-        </w:rPr>
-        <w:t xml:space="preserve">Ejecute un </w:t>
-      </w:r>
-      <w:r>
-        <w:rPr>
-          <w:rFonts w:ascii="Arial" w:hAnsi="Arial" w:cs="Arial"/>
-          <w:color w:val="0D0D0D" w:themeColor="text1" w:themeTint="F2"/>
-        </w:rPr>
-        <w:t xml:space="preserve">ping </w:t>
-      </w:r>
-      <w:r>
-        <w:rPr>
-          <w:rFonts w:ascii="Arial" w:hAnsi="Arial" w:cs="Arial"/>
-          <w:color w:val="0D0D0D" w:themeColor="text1" w:themeTint="F2"/>
-        </w:rPr>
-        <w:t xml:space="preserve">infinito </w:t>
-      </w:r>
-      <w:r>
-        <w:rPr>
-          <w:rFonts w:ascii="Arial" w:hAnsi="Arial" w:cs="Arial"/>
-          <w:color w:val="0D0D0D" w:themeColor="text1" w:themeTint="F2"/>
-        </w:rPr>
-        <w:t xml:space="preserve">de la </w:t>
-      </w:r>
-      <w:r>
-        <w:rPr>
-          <w:rFonts w:ascii="Arial" w:hAnsi="Arial" w:cs="Arial"/>
-          <w:b/>
-          <w:bCs/>
-          <w:color w:val="0D0D0D" w:themeColor="text1" w:themeTint="F2"/>
-        </w:rPr>
-        <w:t>PC</w:t>
-      </w:r>
-      <w:r>
-        <w:rPr>
-          <w:rFonts w:ascii="Arial" w:hAnsi="Arial" w:cs="Arial"/>
-          <w:b/>
-          <w:bCs/>
-          <w:color w:val="0D0D0D" w:themeColor="text1" w:themeTint="F2"/>
-        </w:rPr>
-        <w:t>1</w:t>
-      </w:r>
-      <w:r>
-        <w:rPr>
-          <w:rFonts w:ascii="Arial" w:hAnsi="Arial" w:cs="Arial"/>
-          <w:color w:val="0D0D0D" w:themeColor="text1" w:themeTint="F2"/>
-        </w:rPr>
-        <w:t xml:space="preserve"> a la </w:t>
-      </w:r>
-      <w:r>
-        <w:rPr>
-          <w:rFonts w:ascii="Arial" w:hAnsi="Arial" w:cs="Arial"/>
-          <w:b/>
-          <w:bCs/>
-          <w:color w:val="0D0D0D" w:themeColor="text1" w:themeTint="F2"/>
-        </w:rPr>
-        <w:t>PC2</w:t>
-      </w:r>
-    </w:p>
-    <w:p>
-      <w:pPr>
-        <w:spacing w:after="0" w:line="300" w:lineRule="exact"/>
-        <w:ind w:left="708"/>
-        <w:jc w:val="both"/>
-        <w:rPr>
-          <w:rFonts w:ascii="Arial" w:hAnsi="Arial" w:cs="Arial"/>
-          <w:b/>
-          <w:bCs/>
-        </w:rPr>
-      </w:pPr>
-    </w:p>
-    <w:p>
-      <w:pPr>
-        <w:spacing w:after="0" w:line="300" w:lineRule="exact"/>
-        <w:ind w:left="357"/>
-        <w:jc w:val="both"/>
-        <w:rPr>
-          <w:rFonts w:ascii="Arial" w:hAnsi="Arial" w:cs="Arial"/>
-          <w:b/>
-          <w:bCs/>
-        </w:rPr>
-      </w:pPr>
-      <w:r>
-        <w:rPr>
-          <w:rFonts w:ascii="Arial" w:hAnsi="Arial" w:cs="Arial"/>
-          <w:b/>
-          <w:bCs/>
-        </w:rPr>
-        <w:t>NOTAS:</w:t>
-      </w:r>
-    </w:p>
-    <w:p>
-      <w:pPr>
-        <w:pStyle w:val="ListParagraph"/>
-        <w:numPr>
-          <w:ilvl w:val="0"/>
-          <w:numId w:val="27"/>
-        </w:numPr>
-        <w:spacing w:after="0" w:line="300" w:lineRule="exact"/>
-        <w:jc w:val="both"/>
-        <w:rPr>
-          <w:rFonts w:ascii="Arial" w:hAnsi="Arial" w:cs="Arial"/>
-          <w:color w:val="0D0D0D" w:themeColor="text1" w:themeTint="F2"/>
-        </w:rPr>
-      </w:pPr>
-      <w:r>
-        <w:rPr>
-          <w:rFonts w:ascii="Arial" w:hAnsi="Arial" w:cs="Arial"/>
-          <w:color w:val="0D0D0D" w:themeColor="text1" w:themeTint="F2"/>
-        </w:rPr>
-        <w:t xml:space="preserve">Lo que viene de la </w:t>
-      </w:r>
-      <w:r>
-        <w:rPr>
-          <w:rFonts w:ascii="Arial" w:hAnsi="Arial" w:cs="Arial"/>
-          <w:b/>
-          <w:bCs/>
-          <w:color w:val="0D0D0D" w:themeColor="text1" w:themeTint="F2"/>
-        </w:rPr>
-        <w:t>PC1 (10.1.1.100)</w:t>
-      </w:r>
-      <w:r>
-        <w:rPr>
-          <w:rFonts w:ascii="Arial" w:hAnsi="Arial" w:cs="Arial"/>
-          <w:color w:val="0D0D0D" w:themeColor="text1" w:themeTint="F2"/>
-        </w:rPr>
-        <w:t xml:space="preserve">, viene con </w:t>
-      </w:r>
-      <w:r>
-        <w:rPr>
-          <w:rFonts w:ascii="Arial" w:hAnsi="Arial" w:cs="Arial"/>
-          <w:b/>
-          <w:bCs/>
-          <w:color w:val="0D0D0D" w:themeColor="text1" w:themeTint="F2"/>
-        </w:rPr>
-        <w:t>calidad de servicio 5</w:t>
-      </w:r>
-    </w:p>
-    <w:p>
-      <w:pPr>
-        <w:pStyle w:val="ListParagraph"/>
-        <w:numPr>
-          <w:ilvl w:val="0"/>
-          <w:numId w:val="27"/>
-        </w:numPr>
-        <w:spacing w:after="0" w:line="300" w:lineRule="exact"/>
-        <w:jc w:val="both"/>
-        <w:rPr>
-          <w:rFonts w:ascii="Arial" w:hAnsi="Arial" w:cs="Arial"/>
-          <w:color w:val="0D0D0D" w:themeColor="text1" w:themeTint="F2"/>
-        </w:rPr>
-      </w:pPr>
-      <w:r>
-        <w:rPr>
-          <w:rFonts w:ascii="Arial" w:hAnsi="Arial" w:cs="Arial"/>
-          <w:color w:val="0D0D0D" w:themeColor="text1" w:themeTint="F2"/>
-        </w:rPr>
-        <w:t xml:space="preserve">Mientras lo que viene de la </w:t>
-      </w:r>
-      <w:r>
-        <w:rPr>
-          <w:rFonts w:ascii="Arial" w:hAnsi="Arial" w:cs="Arial"/>
-          <w:b/>
-          <w:bCs/>
-          <w:color w:val="0D0D0D" w:themeColor="text1" w:themeTint="F2"/>
-        </w:rPr>
-        <w:t>PC3 (10.1.1.103)</w:t>
-      </w:r>
-      <w:r>
-        <w:rPr>
-          <w:rFonts w:ascii="Arial" w:hAnsi="Arial" w:cs="Arial"/>
-          <w:color w:val="0D0D0D" w:themeColor="text1" w:themeTint="F2"/>
-        </w:rPr>
-        <w:t xml:space="preserve"> viene con </w:t>
-      </w:r>
-      <w:r>
-        <w:rPr>
-          <w:rFonts w:ascii="Arial" w:hAnsi="Arial" w:cs="Arial"/>
-          <w:b/>
-          <w:bCs/>
-          <w:color w:val="0D0D0D" w:themeColor="text1" w:themeTint="F2"/>
-        </w:rPr>
-        <w:t>calidad de servicio 0</w:t>
-      </w:r>
-    </w:p>
-    <w:p>
-      <w:pPr>
-        <w:pStyle w:val="ListParagraph"/>
-        <w:numPr>
-          <w:ilvl w:val="0"/>
-          <w:numId w:val="27"/>
-        </w:numPr>
-        <w:spacing w:after="0" w:line="300" w:lineRule="exact"/>
-        <w:jc w:val="both"/>
-        <w:rPr>
-          <w:rFonts w:ascii="Arial" w:hAnsi="Arial" w:cs="Arial"/>
-          <w:color w:val="0D0D0D" w:themeColor="text1" w:themeTint="F2"/>
-        </w:rPr>
-      </w:pPr>
-      <w:r>
-        <w:rPr>
-          <w:rFonts w:ascii="Arial" w:hAnsi="Arial" w:cs="Arial"/>
           <w:color w:val="0D0D0D" w:themeColor="text1" w:themeTint="F2"/>
         </w:rPr>
         <w:t>Por lo que la clasificación y marcado está funcionando.</w:t>
@@ -6761,686 +7187,10 @@
         <w:jc w:val="both"/>
         <w:rPr>
           <w:rFonts w:ascii="Arial" w:hAnsi="Arial" w:cs="Arial"/>
-          <w:color w:val="0D0D0D" w:themeColor="text1" w:themeTint="F2"/>
-        </w:rPr>
-      </w:pPr>
-    </w:p>
-    <w:p>
-      <w:pPr>
-        <w:pStyle w:val="ListParagraph"/>
-        <w:numPr>
-          <w:ilvl w:val="0"/>
-          <w:numId w:val="28"/>
-        </w:numPr>
-        <w:spacing w:after="0" w:line="300" w:lineRule="exact"/>
-        <w:rPr>
-          <w:rFonts w:ascii="Arial" w:hAnsi="Arial" w:cs="Arial"/>
-          <w:b/>
-          <w:bCs/>
-          <w:lang w:val="es-419"/>
-        </w:rPr>
-      </w:pPr>
-      <w:r>
-        <w:rPr>
-          <w:rFonts w:ascii="Arial" w:hAnsi="Arial" w:cs="Arial"/>
-          <w:b/>
-          <w:bCs/>
-          <w:lang w:val="es-419"/>
-        </w:rPr>
-        <w:t>Generar tráfico ftp</w:t>
-      </w:r>
-    </w:p>
-    <w:p>
-      <w:pPr>
-        <w:pStyle w:val="ListParagraph"/>
-        <w:spacing w:after="0" w:line="300" w:lineRule="exact"/>
-        <w:ind w:left="360"/>
-        <w:rPr>
-          <w:rFonts w:ascii="Arial" w:hAnsi="Arial" w:cs="Arial"/>
-          <w:b/>
-          <w:bCs/>
-          <w:lang w:val="es-419"/>
-        </w:rPr>
-      </w:pPr>
-    </w:p>
-    <w:p>
-      <w:pPr>
-        <w:pStyle w:val="ListParagraph"/>
-        <w:numPr>
-          <w:ilvl w:val="1"/>
-          <w:numId w:val="28"/>
-        </w:numPr>
-        <w:spacing w:after="0" w:line="300" w:lineRule="exact"/>
-        <w:rPr>
-          <w:rFonts w:ascii="Arial" w:hAnsi="Arial" w:cs="Arial"/>
-          <w:lang w:val="es-419"/>
-        </w:rPr>
-      </w:pPr>
-      <w:bookmarkStart w:id="1" w:name="_Hlk133924952"/>
-      <w:r>
-        <w:rPr>
-          <w:rFonts w:ascii="Arial" w:hAnsi="Arial" w:cs="Arial"/>
-          <w:lang w:val="es-419"/>
-        </w:rPr>
-        <w:t xml:space="preserve">En la </w:t>
-      </w:r>
-      <w:r>
-        <w:rPr>
-          <w:rFonts w:ascii="Arial" w:hAnsi="Arial" w:cs="Arial"/>
-          <w:b/>
-          <w:bCs/>
-          <w:lang w:val="es-419"/>
-        </w:rPr>
-        <w:t>PC1</w:t>
-      </w:r>
-      <w:r>
-        <w:rPr>
-          <w:rFonts w:ascii="Arial" w:hAnsi="Arial" w:cs="Arial"/>
-          <w:lang w:val="es-419"/>
-        </w:rPr>
-        <w:t>, o</w:t>
-      </w:r>
-      <w:r>
-        <w:rPr>
-          <w:rFonts w:ascii="Arial" w:hAnsi="Arial" w:cs="Arial"/>
-          <w:lang w:val="es-419"/>
-        </w:rPr>
-        <w:t>btener un paquete por</w:t>
-      </w:r>
-      <w:r>
-        <w:rPr>
-          <w:rFonts w:ascii="Arial" w:hAnsi="Arial" w:cs="Arial"/>
-          <w:b/>
-          <w:bCs/>
-          <w:lang w:val="es-419"/>
-        </w:rPr>
-        <w:t xml:space="preserve"> </w:t>
-      </w:r>
-      <w:r>
-        <w:rPr>
-          <w:rFonts w:ascii="Arial" w:hAnsi="Arial" w:cs="Arial"/>
-          <w:b/>
-          <w:bCs/>
-          <w:lang w:val="es-419"/>
-        </w:rPr>
-        <w:t>FTP</w:t>
-      </w:r>
-      <w:r>
-        <w:rPr>
-          <w:rFonts w:ascii="Arial" w:hAnsi="Arial" w:cs="Arial"/>
-          <w:lang w:val="es-419"/>
-        </w:rPr>
-        <w:t xml:space="preserve"> </w:t>
-      </w:r>
-      <w:r>
-        <w:rPr>
-          <w:rFonts w:ascii="Arial" w:hAnsi="Arial" w:cs="Arial"/>
-          <w:lang w:val="es-419"/>
-        </w:rPr>
-        <w:t xml:space="preserve">de la </w:t>
-      </w:r>
-      <w:r>
-        <w:rPr>
-          <w:rFonts w:ascii="Arial" w:hAnsi="Arial" w:cs="Arial"/>
-          <w:b/>
-          <w:bCs/>
-          <w:lang w:val="es-419"/>
-        </w:rPr>
-        <w:t>PC2</w:t>
-      </w:r>
-      <w:r>
-        <w:rPr>
-          <w:rFonts w:ascii="Arial" w:hAnsi="Arial" w:cs="Arial"/>
-          <w:lang w:val="es-419"/>
-        </w:rPr>
-        <w:t>.</w:t>
-      </w:r>
-    </w:p>
-    <w:p>
-      <w:pPr>
-        <w:pStyle w:val="ListParagraph"/>
-        <w:rPr>
-          <w:rFonts w:ascii="Arial" w:hAnsi="Arial" w:cs="Arial"/>
-          <w:b/>
-          <w:bCs/>
-          <w:lang w:val="es-419"/>
-        </w:rPr>
-      </w:pPr>
-    </w:p>
-    <w:p>
-      <w:pPr>
-        <w:pStyle w:val="ListParagraph"/>
-        <w:rPr>
-          <w:rFonts w:ascii="Arial" w:hAnsi="Arial" w:cs="Arial"/>
-          <w:b/>
-          <w:bCs/>
-          <w:lang w:val="es-419"/>
-        </w:rPr>
-      </w:pPr>
-      <w:r>
-        <w:rPr>
-          <w:rFonts w:ascii="Arial" w:hAnsi="Arial" w:cs="Arial"/>
-          <w:b/>
-          <w:bCs/>
-          <w:lang w:val="es-419"/>
-        </w:rPr>
-        <w:t>ftp 10.3.3.200</w:t>
-      </w:r>
-    </w:p>
-    <w:p>
-      <w:pPr>
-        <w:pStyle w:val="ListParagraph"/>
-        <w:numPr>
-          <w:ilvl w:val="1"/>
-          <w:numId w:val="28"/>
-        </w:numPr>
-        <w:spacing w:after="0" w:line="300" w:lineRule="exact"/>
-        <w:rPr>
-          <w:rFonts w:ascii="Arial" w:hAnsi="Arial" w:cs="Arial"/>
-          <w:lang w:val="es-419"/>
-        </w:rPr>
-      </w:pPr>
-      <w:r>
-        <w:rPr>
-          <w:rFonts w:ascii="Arial" w:hAnsi="Arial" w:cs="Arial"/>
-          <w:lang w:val="es-419"/>
-        </w:rPr>
-        <w:t xml:space="preserve">En la </w:t>
-      </w:r>
-      <w:r>
-        <w:rPr>
-          <w:rFonts w:ascii="Arial" w:hAnsi="Arial" w:cs="Arial"/>
-          <w:b/>
-          <w:bCs/>
-          <w:lang w:val="es-419"/>
-        </w:rPr>
-        <w:t>PC</w:t>
-      </w:r>
-      <w:r>
-        <w:rPr>
-          <w:rFonts w:ascii="Arial" w:hAnsi="Arial" w:cs="Arial"/>
-          <w:b/>
-          <w:bCs/>
-          <w:lang w:val="es-419"/>
-        </w:rPr>
-        <w:t>3</w:t>
-      </w:r>
-      <w:r>
-        <w:rPr>
-          <w:rFonts w:ascii="Arial" w:hAnsi="Arial" w:cs="Arial"/>
-          <w:lang w:val="es-419"/>
-        </w:rPr>
-        <w:t>, obtener un paquete por</w:t>
-      </w:r>
-      <w:r>
-        <w:rPr>
-          <w:rFonts w:ascii="Arial" w:hAnsi="Arial" w:cs="Arial"/>
-          <w:b/>
-          <w:bCs/>
-          <w:lang w:val="es-419"/>
-        </w:rPr>
-        <w:t xml:space="preserve"> FTP</w:t>
-      </w:r>
-      <w:r>
-        <w:rPr>
-          <w:rFonts w:ascii="Arial" w:hAnsi="Arial" w:cs="Arial"/>
-          <w:lang w:val="es-419"/>
-        </w:rPr>
-        <w:t xml:space="preserve"> </w:t>
-      </w:r>
-      <w:r>
-        <w:rPr>
-          <w:rFonts w:ascii="Arial" w:hAnsi="Arial" w:cs="Arial"/>
-          <w:lang w:val="es-419"/>
-        </w:rPr>
-        <w:t xml:space="preserve">de la </w:t>
-      </w:r>
-      <w:r>
-        <w:rPr>
-          <w:rFonts w:ascii="Arial" w:hAnsi="Arial" w:cs="Arial"/>
-          <w:b/>
-          <w:bCs/>
-          <w:lang w:val="es-419"/>
-        </w:rPr>
-        <w:t>PC</w:t>
-      </w:r>
-      <w:r>
-        <w:rPr>
-          <w:rFonts w:ascii="Arial" w:hAnsi="Arial" w:cs="Arial"/>
-          <w:b/>
-          <w:bCs/>
-          <w:lang w:val="es-419"/>
-        </w:rPr>
-        <w:t>4</w:t>
-      </w:r>
-      <w:r>
-        <w:rPr>
-          <w:rFonts w:ascii="Arial" w:hAnsi="Arial" w:cs="Arial"/>
-          <w:lang w:val="es-419"/>
-        </w:rPr>
-        <w:t>.</w:t>
-      </w:r>
-    </w:p>
-    <w:bookmarkEnd w:id="1"/>
-    <w:p>
-      <w:pPr>
-        <w:pStyle w:val="ListParagraph"/>
-        <w:rPr>
-          <w:rFonts w:ascii="Arial" w:hAnsi="Arial" w:cs="Arial"/>
-          <w:b/>
-          <w:bCs/>
-          <w:lang w:val="es-419"/>
-        </w:rPr>
-      </w:pPr>
-    </w:p>
-    <w:p>
-      <w:pPr>
-        <w:pStyle w:val="ListParagraph"/>
-        <w:rPr>
-          <w:rFonts w:ascii="Arial" w:hAnsi="Arial" w:cs="Arial"/>
-          <w:b/>
-          <w:bCs/>
-          <w:lang w:val="es-419"/>
-        </w:rPr>
-      </w:pPr>
-      <w:r>
-        <w:rPr>
-          <w:rFonts w:ascii="Arial" w:hAnsi="Arial" w:cs="Arial"/>
-          <w:b/>
-          <w:bCs/>
-          <w:lang w:val="es-419"/>
-        </w:rPr>
-        <w:t>ftp 10.3.3.201</w:t>
-      </w:r>
-    </w:p>
-    <w:p>
-      <w:pPr>
-        <w:pStyle w:val="ListParagraph"/>
-        <w:rPr>
-          <w:rFonts w:ascii="Arial" w:hAnsi="Arial" w:cs="Arial"/>
-          <w:b/>
-          <w:bCs/>
-          <w:lang w:val="es-419"/>
-        </w:rPr>
-      </w:pPr>
-    </w:p>
-    <w:p>
-      <w:pPr>
-        <w:pStyle w:val="ListParagraph"/>
-        <w:numPr>
-          <w:ilvl w:val="0"/>
-          <w:numId w:val="21"/>
-        </w:numPr>
-        <w:spacing w:after="0" w:line="300" w:lineRule="exact"/>
-        <w:jc w:val="both"/>
-        <w:rPr>
-          <w:rFonts w:ascii="Arial" w:hAnsi="Arial" w:cs="Arial"/>
-          <w:color w:val="0D0D0D" w:themeColor="text1" w:themeTint="F2"/>
-        </w:rPr>
-      </w:pPr>
-      <w:r>
-        <w:rPr>
-          <w:rFonts w:ascii="Arial" w:hAnsi="Arial" w:cs="Arial"/>
-          <w:color w:val="0D0D0D" w:themeColor="text1" w:themeTint="F2"/>
-        </w:rPr>
-        <w:t xml:space="preserve">Ejecute el comando: </w:t>
-      </w:r>
-      <w:r>
-        <w:rPr>
-          <w:rFonts w:ascii="Arial" w:hAnsi="Arial" w:cs="Arial"/>
-          <w:b/>
-          <w:bCs/>
-          <w:color w:val="0D0D0D" w:themeColor="text1" w:themeTint="F2"/>
-        </w:rPr>
-        <w:t>sh policy-map int fa0/0</w:t>
-      </w:r>
-      <w:r>
-        <w:t xml:space="preserve"> </w:t>
-      </w:r>
-      <w:r>
-        <w:rPr>
-          <w:rFonts w:ascii="Arial" w:hAnsi="Arial" w:cs="Arial"/>
-          <w:color w:val="0D0D0D" w:themeColor="text1" w:themeTint="F2"/>
-        </w:rPr>
-        <w:t xml:space="preserve">en el ruteador </w:t>
-      </w:r>
-      <w:r>
-        <w:rPr>
-          <w:rFonts w:ascii="Arial" w:hAnsi="Arial" w:cs="Arial"/>
-          <w:b/>
-          <w:bCs/>
-          <w:color w:val="0D0D0D" w:themeColor="text1" w:themeTint="F2"/>
-        </w:rPr>
-        <w:t>R1</w:t>
-      </w:r>
-      <w:r>
-        <w:rPr>
-          <w:rFonts w:ascii="Arial" w:hAnsi="Arial" w:cs="Arial"/>
-          <w:color w:val="0D0D0D" w:themeColor="text1" w:themeTint="F2"/>
-        </w:rPr>
-        <w:t xml:space="preserve"> p</w:t>
-      </w:r>
-      <w:r>
-        <w:rPr>
-          <w:rFonts w:ascii="Arial" w:hAnsi="Arial" w:cs="Arial"/>
-          <w:color w:val="0D0D0D" w:themeColor="text1" w:themeTint="F2"/>
-        </w:rPr>
-        <w:t>ara v</w:t>
-      </w:r>
-      <w:r>
-        <w:rPr>
-          <w:rFonts w:ascii="Arial" w:hAnsi="Arial" w:cs="Arial"/>
-          <w:color w:val="0D0D0D" w:themeColor="text1" w:themeTint="F2"/>
-        </w:rPr>
-        <w:t>isualizar</w:t>
-      </w:r>
-      <w:r>
-        <w:rPr>
-          <w:rFonts w:ascii="Arial" w:hAnsi="Arial" w:cs="Arial"/>
-          <w:color w:val="0D0D0D" w:themeColor="text1" w:themeTint="F2"/>
-        </w:rPr>
-        <w:t xml:space="preserve"> l</w:t>
-      </w:r>
-      <w:r>
-        <w:rPr>
-          <w:rFonts w:ascii="Arial" w:hAnsi="Arial" w:cs="Arial"/>
-          <w:color w:val="0D0D0D" w:themeColor="text1" w:themeTint="F2"/>
-        </w:rPr>
-        <w:t xml:space="preserve">a tasa ofrecida por el class-map </w:t>
-      </w:r>
-      <w:r>
-        <w:rPr>
-          <w:rFonts w:ascii="Arial" w:hAnsi="Arial" w:cs="Arial"/>
-          <w:b/>
-          <w:bCs/>
-          <w:color w:val="0D0D0D" w:themeColor="text1" w:themeTint="F2"/>
-        </w:rPr>
-        <w:t>INTERESANTE</w:t>
-      </w:r>
-      <w:r>
-        <w:rPr>
-          <w:rFonts w:ascii="Arial" w:hAnsi="Arial" w:cs="Arial"/>
-          <w:color w:val="0D0D0D" w:themeColor="text1" w:themeTint="F2"/>
-        </w:rPr>
-        <w:t xml:space="preserve"> y por el class-map </w:t>
-      </w:r>
-      <w:r>
-        <w:rPr>
-          <w:rFonts w:ascii="Arial" w:hAnsi="Arial" w:cs="Arial"/>
-          <w:b/>
-          <w:bCs/>
-          <w:color w:val="0D0D0D" w:themeColor="text1" w:themeTint="F2"/>
-        </w:rPr>
-        <w:t>class-d</w:t>
-      </w:r>
-      <w:r>
-        <w:rPr>
-          <w:rFonts w:ascii="Arial" w:hAnsi="Arial" w:cs="Arial"/>
-          <w:b/>
-          <w:bCs/>
-          <w:color w:val="0D0D0D" w:themeColor="text1" w:themeTint="F2"/>
-        </w:rPr>
-        <w:t>efault</w:t>
-      </w:r>
-      <w:r>
-        <w:rPr>
-          <w:rFonts w:ascii="Arial" w:hAnsi="Arial" w:cs="Arial"/>
-          <w:color w:val="0D0D0D" w:themeColor="text1" w:themeTint="F2"/>
-        </w:rPr>
-        <w:t>.</w:t>
-      </w:r>
-    </w:p>
-    <w:p>
-      <w:pPr>
-        <w:spacing w:after="0" w:line="300" w:lineRule="exact"/>
-        <w:rPr>
-          <w:rFonts w:ascii="Arial" w:hAnsi="Arial" w:cs="Arial"/>
-          <w:b/>
-          <w:bCs/>
-        </w:rPr>
-      </w:pPr>
-    </w:p>
-    <w:p>
-      <w:pPr>
-        <w:pStyle w:val="ListParagraph"/>
-        <w:numPr>
-          <w:ilvl w:val="0"/>
-          <w:numId w:val="21"/>
-        </w:numPr>
-        <w:spacing w:after="0" w:line="300" w:lineRule="exact"/>
-        <w:jc w:val="both"/>
-        <w:rPr>
-          <w:rFonts w:ascii="Arial" w:hAnsi="Arial" w:cs="Arial"/>
-          <w:color w:val="0D0D0D" w:themeColor="text1" w:themeTint="F2"/>
-        </w:rPr>
-      </w:pPr>
-      <w:r>
-        <w:rPr>
-          <w:rFonts w:ascii="Arial" w:hAnsi="Arial" w:cs="Arial"/>
-          <w:color w:val="0D0D0D" w:themeColor="text1" w:themeTint="F2"/>
-        </w:rPr>
-        <w:t xml:space="preserve">Ejecute el comando: </w:t>
-      </w:r>
-      <w:r>
-        <w:rPr>
-          <w:rFonts w:ascii="Arial" w:hAnsi="Arial" w:cs="Arial"/>
-          <w:b/>
-          <w:bCs/>
-          <w:color w:val="0D0D0D" w:themeColor="text1" w:themeTint="F2"/>
-        </w:rPr>
-        <w:t xml:space="preserve">sh policy-map int </w:t>
-      </w:r>
-      <w:r>
-        <w:rPr>
-          <w:rFonts w:ascii="Arial" w:hAnsi="Arial" w:cs="Arial"/>
-          <w:b/>
-          <w:bCs/>
-          <w:color w:val="0D0D0D" w:themeColor="text1" w:themeTint="F2"/>
-        </w:rPr>
-        <w:t>s0/0/0</w:t>
-      </w:r>
-      <w:r>
-        <w:t xml:space="preserve"> </w:t>
-      </w:r>
-      <w:r>
-        <w:rPr>
-          <w:rFonts w:ascii="Arial" w:hAnsi="Arial" w:cs="Arial"/>
-          <w:color w:val="0D0D0D" w:themeColor="text1" w:themeTint="F2"/>
-        </w:rPr>
-        <w:t xml:space="preserve">en el ruteador </w:t>
-      </w:r>
-      <w:r>
-        <w:rPr>
-          <w:rFonts w:ascii="Arial" w:hAnsi="Arial" w:cs="Arial"/>
-          <w:b/>
-          <w:bCs/>
-          <w:color w:val="0D0D0D" w:themeColor="text1" w:themeTint="F2"/>
-        </w:rPr>
-        <w:t>R1</w:t>
-      </w:r>
-      <w:r>
-        <w:rPr>
-          <w:rFonts w:ascii="Arial" w:hAnsi="Arial" w:cs="Arial"/>
-          <w:color w:val="0D0D0D" w:themeColor="text1" w:themeTint="F2"/>
-        </w:rPr>
-        <w:t xml:space="preserve"> p</w:t>
-      </w:r>
-      <w:r>
-        <w:rPr>
-          <w:rFonts w:ascii="Arial" w:hAnsi="Arial" w:cs="Arial"/>
-          <w:color w:val="0D0D0D" w:themeColor="text1" w:themeTint="F2"/>
-        </w:rPr>
-        <w:t>ara v</w:t>
-      </w:r>
-      <w:r>
-        <w:rPr>
-          <w:rFonts w:ascii="Arial" w:hAnsi="Arial" w:cs="Arial"/>
-          <w:color w:val="0D0D0D" w:themeColor="text1" w:themeTint="F2"/>
-        </w:rPr>
-        <w:t>isualizar</w:t>
-      </w:r>
-      <w:r>
-        <w:rPr>
-          <w:rFonts w:ascii="Arial" w:hAnsi="Arial" w:cs="Arial"/>
-          <w:color w:val="0D0D0D" w:themeColor="text1" w:themeTint="F2"/>
-        </w:rPr>
-        <w:t xml:space="preserve"> l</w:t>
-      </w:r>
-      <w:r>
-        <w:rPr>
-          <w:rFonts w:ascii="Arial" w:hAnsi="Arial" w:cs="Arial"/>
-          <w:color w:val="0D0D0D" w:themeColor="text1" w:themeTint="F2"/>
-        </w:rPr>
-        <w:t xml:space="preserve">a tasa ofrecida por el class-map </w:t>
-      </w:r>
-      <w:r>
-        <w:rPr>
-          <w:rFonts w:ascii="Arial" w:hAnsi="Arial" w:cs="Arial"/>
-          <w:b/>
-          <w:bCs/>
-          <w:color w:val="0D0D0D" w:themeColor="text1" w:themeTint="F2"/>
-        </w:rPr>
-        <w:t>INTERESANTE</w:t>
-      </w:r>
-      <w:r>
-        <w:rPr>
-          <w:rFonts w:ascii="Arial" w:hAnsi="Arial" w:cs="Arial"/>
-          <w:color w:val="0D0D0D" w:themeColor="text1" w:themeTint="F2"/>
-        </w:rPr>
-        <w:t xml:space="preserve"> y por el class-map </w:t>
-      </w:r>
-      <w:r>
-        <w:rPr>
-          <w:rFonts w:ascii="Arial" w:hAnsi="Arial" w:cs="Arial"/>
-          <w:b/>
-          <w:bCs/>
-          <w:color w:val="0D0D0D" w:themeColor="text1" w:themeTint="F2"/>
-        </w:rPr>
-        <w:t>class-d</w:t>
-      </w:r>
-      <w:r>
-        <w:rPr>
-          <w:rFonts w:ascii="Arial" w:hAnsi="Arial" w:cs="Arial"/>
-          <w:b/>
-          <w:bCs/>
-          <w:color w:val="0D0D0D" w:themeColor="text1" w:themeTint="F2"/>
-        </w:rPr>
-        <w:t>efault</w:t>
-      </w:r>
-      <w:r>
-        <w:rPr>
-          <w:rFonts w:ascii="Arial" w:hAnsi="Arial" w:cs="Arial"/>
-          <w:color w:val="0D0D0D" w:themeColor="text1" w:themeTint="F2"/>
-        </w:rPr>
-        <w:t>.</w:t>
-      </w:r>
-    </w:p>
-    <w:p>
-      <w:pPr>
-        <w:pStyle w:val="ListParagraph"/>
-        <w:numPr>
-          <w:ilvl w:val="0"/>
-          <w:numId w:val="30"/>
-        </w:numPr>
-        <w:spacing w:after="0" w:line="300" w:lineRule="exact"/>
-        <w:jc w:val="both"/>
-        <w:rPr>
-          <w:rFonts w:ascii="Arial" w:hAnsi="Arial" w:cs="Arial"/>
-          <w:color w:val="0D0D0D" w:themeColor="text1" w:themeTint="F2"/>
-        </w:rPr>
-      </w:pPr>
-      <w:r>
-        <w:rPr>
-          <w:rFonts w:ascii="Arial" w:hAnsi="Arial" w:cs="Arial"/>
-          <w:color w:val="0D0D0D" w:themeColor="text1" w:themeTint="F2"/>
-        </w:rPr>
-        <w:t xml:space="preserve">Si te </w:t>
-      </w:r>
-      <w:r>
-        <w:rPr>
-          <w:rFonts w:ascii="Arial" w:hAnsi="Arial" w:cs="Arial"/>
-          <w:color w:val="0D0D0D" w:themeColor="text1" w:themeTint="F2"/>
-        </w:rPr>
-        <w:t xml:space="preserve">encuentras </w:t>
-      </w:r>
-      <w:r>
-        <w:rPr>
-          <w:rFonts w:ascii="Arial" w:hAnsi="Arial" w:cs="Arial"/>
-          <w:color w:val="0D0D0D" w:themeColor="text1" w:themeTint="F2"/>
-        </w:rPr>
-        <w:t xml:space="preserve">tráfico con </w:t>
-      </w:r>
-      <w:r>
-        <w:rPr>
-          <w:rFonts w:ascii="Arial" w:hAnsi="Arial" w:cs="Arial"/>
-          <w:b/>
-          <w:bCs/>
-          <w:color w:val="0D0D0D" w:themeColor="text1" w:themeTint="F2"/>
-        </w:rPr>
-        <w:t>precedencia 5</w:t>
-      </w:r>
-      <w:r>
-        <w:rPr>
-          <w:rFonts w:ascii="Arial" w:hAnsi="Arial" w:cs="Arial"/>
-          <w:color w:val="0D0D0D" w:themeColor="text1" w:themeTint="F2"/>
-        </w:rPr>
-        <w:t xml:space="preserve"> asígnale </w:t>
-      </w:r>
-      <w:r>
-        <w:rPr>
-          <w:rFonts w:ascii="Arial" w:hAnsi="Arial" w:cs="Arial"/>
-          <w:b/>
-          <w:bCs/>
-          <w:color w:val="0D0D0D" w:themeColor="text1" w:themeTint="F2"/>
-        </w:rPr>
-        <w:t>1000 kbps</w:t>
-      </w:r>
-      <w:r>
-        <w:rPr>
-          <w:rFonts w:ascii="Arial" w:hAnsi="Arial" w:cs="Arial"/>
-          <w:color w:val="0D0D0D" w:themeColor="text1" w:themeTint="F2"/>
-        </w:rPr>
-        <w:t xml:space="preserve"> y en forma prioritaria. </w:t>
-      </w:r>
-    </w:p>
-    <w:p>
-      <w:pPr>
-        <w:pStyle w:val="ListParagraph"/>
-        <w:numPr>
-          <w:ilvl w:val="0"/>
-          <w:numId w:val="30"/>
-        </w:numPr>
-        <w:spacing w:after="0" w:line="300" w:lineRule="exact"/>
-        <w:jc w:val="both"/>
-        <w:rPr>
-          <w:rFonts w:ascii="Arial" w:hAnsi="Arial" w:cs="Arial"/>
-          <w:b/>
-          <w:bCs/>
-        </w:rPr>
-      </w:pPr>
-      <w:r>
-        <w:rPr>
-          <w:rFonts w:ascii="Arial" w:hAnsi="Arial" w:cs="Arial"/>
-          <w:color w:val="0D0D0D" w:themeColor="text1" w:themeTint="F2"/>
-        </w:rPr>
-        <w:t xml:space="preserve">La </w:t>
-      </w:r>
-      <w:r>
-        <w:rPr>
-          <w:rFonts w:ascii="Arial" w:hAnsi="Arial" w:cs="Arial"/>
-          <w:b/>
-          <w:bCs/>
-          <w:color w:val="0D0D0D" w:themeColor="text1" w:themeTint="F2"/>
-        </w:rPr>
-        <w:t>clase default</w:t>
-      </w:r>
-      <w:r>
-        <w:rPr>
-          <w:rFonts w:ascii="Arial" w:hAnsi="Arial" w:cs="Arial"/>
-          <w:color w:val="0D0D0D" w:themeColor="text1" w:themeTint="F2"/>
-        </w:rPr>
-        <w:t xml:space="preserve"> asígnale el ancho de banda que se divida equitativamente.</w:t>
-      </w:r>
+          <w:b/>
+          <w:bCs/>
+        </w:rPr>
+      </w:pPr>
     </w:p>
     <w:sectPr>
       <w:pgSz w:w="12240" w:h="15840"/>
@@ -10889,11 +10639,11 @@
     <w:name w:val="Normal"/>
     <w:qFormat/>
   </w:style>
-  <w:style w:type="paragraph" w:styleId="Heading1">
+  <w:style w:type="paragraph" w:styleId="Ttulo1">
     <w:name w:val="heading 1"/>
     <w:basedOn w:val="Normal"/>
     <w:next w:val="Normal"/>
-    <w:link w:val="Heading1Char"/>
+    <w:link w:val="Ttulo1Car"/>
     <w:uiPriority w:val="9"/>
     <w:unhideWhenUsed/>
     <w:qFormat/>
@@ -10916,11 +10666,11 @@
       <w14:ligatures w14:val="none"/>
     </w:rPr>
   </w:style>
-  <w:style w:type="paragraph" w:styleId="Heading2">
+  <w:style w:type="paragraph" w:styleId="Ttulo2">
     <w:name w:val="heading 2"/>
     <w:basedOn w:val="Normal"/>
     <w:next w:val="Normal"/>
-    <w:link w:val="Heading2Char"/>
+    <w:link w:val="Ttulo2Car"/>
     <w:autoRedefine/>
     <w:uiPriority w:val="9"/>
     <w:unhideWhenUsed/>
@@ -10943,11 +10693,11 @@
       <w14:ligatures w14:val="none"/>
     </w:rPr>
   </w:style>
-  <w:style w:type="paragraph" w:styleId="Heading3">
+  <w:style w:type="paragraph" w:styleId="Ttulo3">
     <w:name w:val="heading 3"/>
     <w:basedOn w:val="Normal"/>
     <w:next w:val="Normal"/>
-    <w:link w:val="Heading3Char"/>
+    <w:link w:val="Ttulo3Car"/>
     <w:unhideWhenUsed/>
     <w:qFormat/>
     <w:rsid w:val="002E35BA"/>
@@ -10967,11 +10717,11 @@
       <w14:ligatures w14:val="none"/>
     </w:rPr>
   </w:style>
-  <w:style w:type="paragraph" w:styleId="Heading4">
+  <w:style w:type="paragraph" w:styleId="Ttulo4">
     <w:name w:val="heading 4"/>
     <w:basedOn w:val="Normal"/>
     <w:next w:val="Normal"/>
-    <w:link w:val="Heading4Char"/>
+    <w:link w:val="Ttulo4Car"/>
     <w:uiPriority w:val="9"/>
     <w:semiHidden/>
     <w:unhideWhenUsed/>
@@ -10990,13 +10740,13 @@
       <w:color w:val="2F5496" w:themeColor="accent1" w:themeShade="BF"/>
     </w:rPr>
   </w:style>
-  <w:style w:type="character" w:default="1" w:styleId="DefaultParagraphFont">
+  <w:style w:type="character" w:default="1" w:styleId="Fuentedeprrafopredeter">
     <w:name w:val="Default Paragraph Font"/>
     <w:uiPriority w:val="1"/>
     <w:semiHidden/>
     <w:unhideWhenUsed/>
   </w:style>
-  <w:style w:type="table" w:default="1" w:styleId="TableNormal">
+  <w:style w:type="table" w:default="1" w:styleId="Tablanormal">
     <w:name w:val="Normal Table"/>
     <w:uiPriority w:val="99"/>
     <w:semiHidden/>
@@ -11011,13 +10761,13 @@
       </w:tblCellMar>
     </w:tblPr>
   </w:style>
-  <w:style w:type="numbering" w:default="1" w:styleId="NoList">
+  <w:style w:type="numbering" w:default="1" w:styleId="Sinlista">
     <w:name w:val="No List"/>
     <w:uiPriority w:val="99"/>
     <w:semiHidden/>
     <w:unhideWhenUsed/>
   </w:style>
-  <w:style w:type="paragraph" w:styleId="ListParagraph">
+  <w:style w:type="paragraph" w:styleId="Prrafodelista">
     <w:name w:val="List Paragraph"/>
     <w:basedOn w:val="Normal"/>
     <w:uiPriority w:val="34"/>
@@ -11028,9 +10778,9 @@
       <w:contextualSpacing/>
     </w:pPr>
   </w:style>
-  <w:style w:type="character" w:styleId="Hyperlink">
+  <w:style w:type="character" w:styleId="Hipervnculo">
     <w:name w:val="Hyperlink"/>
-    <w:basedOn w:val="DefaultParagraphFont"/>
+    <w:basedOn w:val="Fuentedeprrafopredeter"/>
     <w:uiPriority w:val="99"/>
     <w:unhideWhenUsed/>
     <w:rsid w:val="008C6B36"/>
@@ -11039,9 +10789,9 @@
       <w:u w:val="single"/>
     </w:rPr>
   </w:style>
-  <w:style w:type="character" w:styleId="UnresolvedMention">
+  <w:style w:type="character" w:styleId="Mencinsinresolver">
     <w:name w:val="Unresolved Mention"/>
-    <w:basedOn w:val="DefaultParagraphFont"/>
+    <w:basedOn w:val="Fuentedeprrafopredeter"/>
     <w:uiPriority w:val="99"/>
     <w:semiHidden/>
     <w:unhideWhenUsed/>
@@ -11051,10 +10801,10 @@
       <w:shd w:val="clear" w:color="auto" w:fill="E1DFDD"/>
     </w:rPr>
   </w:style>
-  <w:style w:type="character" w:customStyle="1" w:styleId="Heading2Char">
-    <w:name w:val="Heading 2 Char"/>
-    <w:basedOn w:val="DefaultParagraphFont"/>
-    <w:link w:val="Heading2"/>
+  <w:style w:type="character" w:customStyle="1" w:styleId="Ttulo2Car">
+    <w:name w:val="Título 2 Car"/>
+    <w:basedOn w:val="Fuentedeprrafopredeter"/>
+    <w:link w:val="Ttulo2"/>
     <w:uiPriority w:val="9"/>
     <w:rsid w:val="00FA155E"/>
     <w:rPr>
@@ -11068,10 +10818,10 @@
       <w14:ligatures w14:val="none"/>
     </w:rPr>
   </w:style>
-  <w:style w:type="character" w:customStyle="1" w:styleId="Heading1Char">
-    <w:name w:val="Heading 1 Char"/>
-    <w:basedOn w:val="DefaultParagraphFont"/>
-    <w:link w:val="Heading1"/>
+  <w:style w:type="character" w:customStyle="1" w:styleId="Ttulo1Car">
+    <w:name w:val="Título 1 Car"/>
+    <w:basedOn w:val="Fuentedeprrafopredeter"/>
+    <w:link w:val="Ttulo1"/>
     <w:uiPriority w:val="9"/>
     <w:rsid w:val="002E35BA"/>
     <w:rPr>
@@ -11086,10 +10836,10 @@
       <w14:ligatures w14:val="none"/>
     </w:rPr>
   </w:style>
-  <w:style w:type="character" w:customStyle="1" w:styleId="Heading3Char">
-    <w:name w:val="Heading 3 Char"/>
-    <w:basedOn w:val="DefaultParagraphFont"/>
-    <w:link w:val="Heading3"/>
+  <w:style w:type="character" w:customStyle="1" w:styleId="Ttulo3Car">
+    <w:name w:val="Título 3 Car"/>
+    <w:basedOn w:val="Fuentedeprrafopredeter"/>
+    <w:link w:val="Ttulo3"/>
     <w:rsid w:val="002E35BA"/>
     <w:rPr>
       <w:rFonts w:ascii="Arial" w:eastAsia="Times New Roman" w:hAnsi="Arial" w:cs="Times New Roman"/>
@@ -11104,7 +10854,7 @@
   </w:style>
   <w:style w:type="paragraph" w:customStyle="1" w:styleId="ConfigWindow">
     <w:name w:val="Config Window"/>
-    <w:basedOn w:val="BodyText"/>
+    <w:basedOn w:val="Textoindependiente"/>
     <w:next w:val="Normal"/>
     <w:qFormat/>
     <w:rsid w:val="002E35BA"/>
@@ -11174,7 +10924,7 @@
   </w:style>
   <w:style w:type="numbering" w:customStyle="1" w:styleId="LabList">
     <w:name w:val="Lab List"/>
-    <w:basedOn w:val="NoList"/>
+    <w:basedOn w:val="Sinlista"/>
     <w:uiPriority w:val="99"/>
     <w:rsid w:val="002E35BA"/>
     <w:pPr>
@@ -11185,7 +10935,7 @@
   </w:style>
   <w:style w:type="character" w:customStyle="1" w:styleId="CMDChar">
     <w:name w:val="CMD Char"/>
-    <w:basedOn w:val="DefaultParagraphFont"/>
+    <w:basedOn w:val="Fuentedeprrafopredeter"/>
     <w:link w:val="CMD"/>
     <w:rsid w:val="002E35BA"/>
     <w:rPr>
@@ -11196,10 +10946,10 @@
       <w14:ligatures w14:val="none"/>
     </w:rPr>
   </w:style>
-  <w:style w:type="paragraph" w:styleId="BodyText">
+  <w:style w:type="paragraph" w:styleId="Textoindependiente">
     <w:name w:val="Body Text"/>
     <w:basedOn w:val="Normal"/>
-    <w:link w:val="BodyTextChar"/>
+    <w:link w:val="TextoindependienteCar"/>
     <w:uiPriority w:val="99"/>
     <w:semiHidden/>
     <w:unhideWhenUsed/>
@@ -11208,18 +10958,18 @@
       <w:spacing w:after="120"/>
     </w:pPr>
   </w:style>
-  <w:style w:type="character" w:customStyle="1" w:styleId="BodyTextChar">
-    <w:name w:val="Body Text Char"/>
-    <w:basedOn w:val="DefaultParagraphFont"/>
-    <w:link w:val="BodyText"/>
+  <w:style w:type="character" w:customStyle="1" w:styleId="TextoindependienteCar">
+    <w:name w:val="Texto independiente Car"/>
+    <w:basedOn w:val="Fuentedeprrafopredeter"/>
+    <w:link w:val="Textoindependiente"/>
     <w:uiPriority w:val="99"/>
     <w:semiHidden/>
     <w:rsid w:val="002E35BA"/>
   </w:style>
-  <w:style w:type="character" w:customStyle="1" w:styleId="Heading4Char">
-    <w:name w:val="Heading 4 Char"/>
-    <w:basedOn w:val="DefaultParagraphFont"/>
-    <w:link w:val="Heading4"/>
+  <w:style w:type="character" w:customStyle="1" w:styleId="Ttulo4Car">
+    <w:name w:val="Título 4 Car"/>
+    <w:basedOn w:val="Fuentedeprrafopredeter"/>
+    <w:link w:val="Ttulo4"/>
     <w:uiPriority w:val="9"/>
     <w:semiHidden/>
     <w:rsid w:val="00F03680"/>
@@ -11268,7 +11018,7 @@
   </w:style>
   <w:style w:type="numbering" w:customStyle="1" w:styleId="BulletList">
     <w:name w:val="Bullet_List"/>
-    <w:basedOn w:val="NoList"/>
+    <w:basedOn w:val="Sinlista"/>
     <w:uiPriority w:val="99"/>
     <w:rsid w:val="00F03680"/>
     <w:pPr>
@@ -11279,7 +11029,7 @@
   </w:style>
   <w:style w:type="paragraph" w:customStyle="1" w:styleId="PartHead">
     <w:name w:val="Part Head"/>
-    <w:basedOn w:val="ListParagraph"/>
+    <w:basedOn w:val="Prrafodelista"/>
     <w:next w:val="Normal"/>
     <w:qFormat/>
     <w:rsid w:val="00F03680"/>
@@ -11304,7 +11054,7 @@
   </w:style>
   <w:style w:type="character" w:customStyle="1" w:styleId="mw-page-title-main">
     <w:name w:val="mw-page-title-main"/>
-    <w:basedOn w:val="DefaultParagraphFont"/>
+    <w:basedOn w:val="Fuentedeprrafopredeter"/>
     <w:rsid w:val="00FD1AF0"/>
   </w:style>
   <w:style w:type="paragraph" w:styleId="NormalWeb">
